--- a/导航/output/doc/B1C主码仿真报告_整理版.docx
+++ b/导航/output/doc/B1C主码仿真报告_整理版.docx
@@ -44,7 +44,7 @@
           <w:rFonts w:ascii="Times New Roman" w:hAnsi="Times New Roman" w:eastAsia="宋体"/>
           <w:sz w:val="24"/>
         </w:rPr>
-        <w:t>依据《北斗卫星导航系统空间信号接口控制文件 公开服务信号 B1C（1.0 版）》，本文完成了 B1C 信号主码的 Python 仿真，并在此基础上做了正确性校验和相关特性分析。具体工作包括：按照 ICD 定义生成 B1C 数据分量和导频分量主码，对结果与 ICD 表 5-2、表 5-3 的头 24 位和尾 24 位进行一致性校验，并围绕平衡性、自相关、不同 PRN 间互相关、功率谱以及截断后有限长度互相关开展分析。本文只讨论 B1C 主码本身，不涉及导频子码生成和 B1C 复合调制仿真。</w:t>
+        <w:t>依据《北斗卫星导航系统空间信号接口控制文件 公开服务信号 B1C（1.0 版）》，本文完成了 B1C 信号主码的 Python 仿真，并在此基础上做了正确性校验和相关特性分析。具体工作包括：按照 ICD 定义生成 B1C 数据分量和导频分量主码，对结果与 ICD 表 5-2、表 5-3 的头 24 位和尾 24 位进行一致性校验，并围绕平衡性、周期自相关、不同 PRN 间周期互相关、短观测窗捕获搜索以及功率谱开展分析。本文只讨论 B1C 主码本身，不涉及导频子码生成和 B1C 复合调制仿真。</w:t>
       </w:r>
     </w:p>
     <w:p>
@@ -310,7 +310,7 @@
           <w:rFonts w:ascii="Times New Roman" w:hAnsi="Times New Roman" w:eastAsia="宋体"/>
           <w:sz w:val="24"/>
         </w:rPr>
-        <w:t xml:space="preserve"> 是截取点。ICD 给出了 63 组数据分量参数和 63 组导频分量参数，因此总共有 126 组主码。为了评价这些主码的使用特性，本文主要关注五类指标：一是平衡性，用来判断码片分布是否存在明显直流偏置；二是周期自相关，用来观察主峰是否尖锐、旁瓣是否足够低；三是周期互相关，用来衡量不同 PRN 之间的可分辨性；四是有限长度非周期互相关，用来模拟实际接收机不能积累完整主码时的区分性能；五是功率谱，用来观察频域能量分布以及直流分量是否被抑制。</w:t>
+        <w:t xml:space="preserve"> 是截取点。ICD 给出了 63 组数据分量参数和 63 组导频分量参数，因此总共有 126 组主码。为了评价这些主码的使用特性，本文主要关注五类指标：一是平衡性，用来判断码片分布是否存在明显直流偏置；二是周期自相关，用来观察主峰是否尖锐、旁瓣是否足够低；三是周期互相关，用来衡量不同 PRN 之间的可分辨性；四是短观测窗捕获搜索，用来模拟接收机只能观测到部分主码时的真假峰竞争关系；五是功率谱，用来观察频域能量分布以及直流分量是否被抑制。</w:t>
       </w:r>
     </w:p>
     <w:p>
@@ -324,7 +324,7 @@
           <w:rFonts w:ascii="Times New Roman" w:hAnsi="Times New Roman" w:eastAsia="宋体"/>
           <w:sz w:val="24"/>
         </w:rPr>
-        <w:t xml:space="preserve">对于截断长度为 </w:t>
+        <w:t xml:space="preserve">对于真实接收机的有限观测场景，本文不再直接比较“两段前缀截断码”的互相关，而是采用更接近捕获器的模型：先从真实 PRN 主码中截取长度为 </w:t>
       </w:r>
       <w:r>
         <w:rPr>
@@ -338,35 +338,21 @@
           <w:rFonts w:ascii="Times New Roman" w:hAnsi="Times New Roman" w:eastAsia="宋体"/>
           <w:sz w:val="24"/>
         </w:rPr>
-        <w:t xml:space="preserve"> 的双极性序列 </w:t>
+        <w:t xml:space="preserve">、起点为 </w:t>
       </w:r>
       <w:r>
         <w:rPr>
           <w:rFonts w:ascii="Consolas" w:hAnsi="Consolas" w:eastAsia="Consolas"/>
           <w:sz w:val="21"/>
         </w:rPr>
-        <w:t>a_L(n)</w:t>
+        <w:t>s</w:t>
       </w:r>
       <w:r>
         <w:rPr>
           <w:rFonts w:ascii="Times New Roman" w:hAnsi="Times New Roman" w:eastAsia="宋体"/>
           <w:sz w:val="24"/>
         </w:rPr>
-        <w:t xml:space="preserve"> 和 </w:t>
-      </w:r>
-      <w:r>
-        <w:rPr>
-          <w:rFonts w:ascii="Consolas" w:hAnsi="Consolas" w:eastAsia="Consolas"/>
-          <w:sz w:val="21"/>
-        </w:rPr>
-        <w:t>b_L(n)</w:t>
-      </w:r>
-      <w:r>
-        <w:rPr>
-          <w:rFonts w:ascii="Times New Roman" w:hAnsi="Times New Roman" w:eastAsia="宋体"/>
-          <w:sz w:val="24"/>
-        </w:rPr>
-        <w:t>，本文采用归一化非周期互相关</w:t>
+        <w:t xml:space="preserve"> 的观测窗</w:t>
       </w:r>
     </w:p>
     <w:p>
@@ -380,7 +366,7 @@
           <w:rFonts w:ascii="Consolas" w:hAnsi="Consolas" w:eastAsia="Consolas"/>
           <w:sz w:val="21"/>
         </w:rPr>
-        <w:t>R_ab^(L)(tau) = (1 / L) * sum a_L(n) b_L(n + tau)</w:t>
+        <w:t>r_i^(L,s)(n) = c_i((s + n) mod N), n = 0, 1, ..., L-1</w:t>
       </w:r>
     </w:p>
     <w:p>
@@ -394,21 +380,269 @@
           <w:rFonts w:ascii="Times New Roman" w:hAnsi="Times New Roman" w:eastAsia="宋体"/>
           <w:sz w:val="24"/>
         </w:rPr>
-        <w:t xml:space="preserve">并关注 </w:t>
+        <w:t xml:space="preserve">再把这段短观测窗与本地完整主码 </w:t>
       </w:r>
       <w:r>
         <w:rPr>
           <w:rFonts w:ascii="Consolas" w:hAnsi="Consolas" w:eastAsia="Consolas"/>
           <w:sz w:val="21"/>
         </w:rPr>
-        <w:t>max |R_ab^(L)(tau)|</w:t>
+        <w:t>c_j</w:t>
       </w:r>
       <w:r>
         <w:rPr>
           <w:rFonts w:ascii="Times New Roman" w:hAnsi="Times New Roman" w:eastAsia="宋体"/>
           <w:sz w:val="24"/>
         </w:rPr>
-        <w:t>。这样做的原因很直接：接收机真正容易出问题的不是平均互相关偏大，而是某个延迟点突然出现较高伪峰；伪峰越高，正确峰和错误峰就越难分开。</w:t>
+        <w:t xml:space="preserve"> 在全部码相位 </w:t>
+      </w:r>
+      <w:r>
+        <w:rPr>
+          <w:rFonts w:ascii="Consolas" w:hAnsi="Consolas" w:eastAsia="Consolas"/>
+          <w:sz w:val="21"/>
+        </w:rPr>
+        <w:t>tau</w:t>
+      </w:r>
+      <w:r>
+        <w:rPr>
+          <w:rFonts w:ascii="Times New Roman" w:hAnsi="Times New Roman" w:eastAsia="宋体"/>
+          <w:sz w:val="24"/>
+        </w:rPr>
+        <w:t xml:space="preserve"> 上进行搜索相关：</w:t>
+      </w:r>
+    </w:p>
+    <w:p>
+      <w:pPr>
+        <w:spacing w:line="360" w:lineRule="auto"/>
+        <w:ind w:firstLine="480"/>
+        <w:jc w:val="both"/>
+      </w:pPr>
+      <w:r>
+        <w:rPr>
+          <w:rFonts w:ascii="Consolas" w:hAnsi="Consolas" w:eastAsia="Consolas"/>
+          <w:sz w:val="21"/>
+        </w:rPr>
+        <w:t>R_ij^(L,s)(tau) = (1 / L) * sum r_i^(L,s)(n) c_j((tau + n) mod N)</w:t>
+      </w:r>
+    </w:p>
+    <w:p>
+      <w:pPr>
+        <w:spacing w:line="360" w:lineRule="auto"/>
+        <w:ind w:firstLine="480"/>
+        <w:jc w:val="both"/>
+      </w:pPr>
+      <w:r>
+        <w:rPr>
+          <w:rFonts w:ascii="Times New Roman" w:hAnsi="Times New Roman" w:eastAsia="宋体"/>
+          <w:sz w:val="24"/>
+        </w:rPr>
+        <w:t>基于这条搜索相关曲线，本文定义四个捕获指标：</w:t>
+      </w:r>
+    </w:p>
+    <w:p>
+      <w:pPr>
+        <w:spacing w:line="360" w:lineRule="auto"/>
+        <w:ind w:firstLine="480"/>
+        <w:jc w:val="both"/>
+      </w:pPr>
+      <w:r>
+        <w:rPr>
+          <w:rFonts w:eastAsia="宋体"/>
+        </w:rPr>
+        <w:t xml:space="preserve">1. </w:t>
+      </w:r>
+      <w:r>
+        <w:rPr>
+          <w:rFonts w:ascii="Times New Roman" w:hAnsi="Times New Roman" w:eastAsia="宋体"/>
+          <w:sz w:val="24"/>
+        </w:rPr>
+        <w:t xml:space="preserve">正确峰 </w:t>
+      </w:r>
+      <w:r>
+        <w:rPr>
+          <w:rFonts w:ascii="Consolas" w:hAnsi="Consolas" w:eastAsia="Consolas"/>
+          <w:sz w:val="21"/>
+        </w:rPr>
+        <w:t>P_c</w:t>
+      </w:r>
+      <w:r>
+        <w:rPr>
+          <w:rFonts w:ascii="Times New Roman" w:hAnsi="Times New Roman" w:eastAsia="宋体"/>
+          <w:sz w:val="24"/>
+        </w:rPr>
+        <w:t xml:space="preserve">：当 </w:t>
+      </w:r>
+      <w:r>
+        <w:rPr>
+          <w:rFonts w:ascii="Consolas" w:hAnsi="Consolas" w:eastAsia="Consolas"/>
+          <w:sz w:val="21"/>
+        </w:rPr>
+        <w:t>j=i</w:t>
+      </w:r>
+      <w:r>
+        <w:rPr>
+          <w:rFonts w:ascii="Times New Roman" w:hAnsi="Times New Roman" w:eastAsia="宋体"/>
+          <w:sz w:val="24"/>
+        </w:rPr>
+        <w:t xml:space="preserve"> 时相关曲线中的最大值；</w:t>
+      </w:r>
+    </w:p>
+    <w:p>
+      <w:pPr>
+        <w:spacing w:line="360" w:lineRule="auto"/>
+        <w:ind w:firstLine="480"/>
+        <w:jc w:val="both"/>
+      </w:pPr>
+      <w:r>
+        <w:rPr>
+          <w:rFonts w:eastAsia="宋体"/>
+        </w:rPr>
+        <w:t xml:space="preserve">2. </w:t>
+      </w:r>
+      <w:r>
+        <w:rPr>
+          <w:rFonts w:ascii="Times New Roman" w:hAnsi="Times New Roman" w:eastAsia="宋体"/>
+          <w:sz w:val="24"/>
+        </w:rPr>
+        <w:t xml:space="preserve">自伪峰 </w:t>
+      </w:r>
+      <w:r>
+        <w:rPr>
+          <w:rFonts w:ascii="Consolas" w:hAnsi="Consolas" w:eastAsia="Consolas"/>
+          <w:sz w:val="21"/>
+        </w:rPr>
+        <w:t>P_s</w:t>
+      </w:r>
+      <w:r>
+        <w:rPr>
+          <w:rFonts w:ascii="Times New Roman" w:hAnsi="Times New Roman" w:eastAsia="宋体"/>
+          <w:sz w:val="24"/>
+        </w:rPr>
+        <w:t>：正确 PRN 搜索曲线中除正确峰外的最大绝对值；</w:t>
+      </w:r>
+    </w:p>
+    <w:p>
+      <w:pPr>
+        <w:spacing w:line="360" w:lineRule="auto"/>
+        <w:ind w:firstLine="480"/>
+        <w:jc w:val="both"/>
+      </w:pPr>
+      <w:r>
+        <w:rPr>
+          <w:rFonts w:eastAsia="宋体"/>
+        </w:rPr>
+        <w:t xml:space="preserve">3. </w:t>
+      </w:r>
+      <w:r>
+        <w:rPr>
+          <w:rFonts w:ascii="Times New Roman" w:hAnsi="Times New Roman" w:eastAsia="宋体"/>
+          <w:sz w:val="24"/>
+        </w:rPr>
+        <w:t xml:space="preserve">错误模板峰 </w:t>
+      </w:r>
+      <w:r>
+        <w:rPr>
+          <w:rFonts w:ascii="Consolas" w:hAnsi="Consolas" w:eastAsia="Consolas"/>
+          <w:sz w:val="21"/>
+        </w:rPr>
+        <w:t>P_w</w:t>
+      </w:r>
+      <w:r>
+        <w:rPr>
+          <w:rFonts w:ascii="Times New Roman" w:hAnsi="Times New Roman" w:eastAsia="宋体"/>
+          <w:sz w:val="24"/>
+        </w:rPr>
+        <w:t>：所有错误 PRN 模板搜索曲线中的最大绝对值；</w:t>
+      </w:r>
+    </w:p>
+    <w:p>
+      <w:pPr>
+        <w:spacing w:line="360" w:lineRule="auto"/>
+        <w:ind w:firstLine="480"/>
+        <w:jc w:val="both"/>
+      </w:pPr>
+      <w:r>
+        <w:rPr>
+          <w:rFonts w:eastAsia="宋体"/>
+        </w:rPr>
+        <w:t xml:space="preserve">4. </w:t>
+      </w:r>
+      <w:r>
+        <w:rPr>
+          <w:rFonts w:ascii="Times New Roman" w:hAnsi="Times New Roman" w:eastAsia="宋体"/>
+          <w:sz w:val="24"/>
+        </w:rPr>
+        <w:t xml:space="preserve">捕获伪峰 </w:t>
+      </w:r>
+      <w:r>
+        <w:rPr>
+          <w:rFonts w:ascii="Consolas" w:hAnsi="Consolas" w:eastAsia="Consolas"/>
+          <w:sz w:val="21"/>
+        </w:rPr>
+        <w:t>P_f = max(P_s, P_w)</w:t>
+      </w:r>
+      <w:r>
+        <w:rPr>
+          <w:rFonts w:ascii="Times New Roman" w:hAnsi="Times New Roman" w:eastAsia="宋体"/>
+          <w:sz w:val="24"/>
+        </w:rPr>
+        <w:t>。</w:t>
+      </w:r>
+    </w:p>
+    <w:p>
+      <w:pPr>
+        <w:spacing w:line="360" w:lineRule="auto"/>
+        <w:ind w:firstLine="480"/>
+        <w:jc w:val="both"/>
+      </w:pPr>
+      <w:r>
+        <w:rPr>
+          <w:rFonts w:ascii="Times New Roman" w:hAnsi="Times New Roman" w:eastAsia="宋体"/>
+          <w:sz w:val="24"/>
+        </w:rPr>
+        <w:t>进一步定义峰旁比</w:t>
+      </w:r>
+    </w:p>
+    <w:p>
+      <w:pPr>
+        <w:spacing w:line="360" w:lineRule="auto"/>
+        <w:ind w:firstLine="480"/>
+        <w:jc w:val="both"/>
+      </w:pPr>
+      <w:r>
+        <w:rPr>
+          <w:rFonts w:ascii="Consolas" w:hAnsi="Consolas" w:eastAsia="Consolas"/>
+          <w:sz w:val="21"/>
+        </w:rPr>
+        <w:t>PSR = P_c / P_f</w:t>
+      </w:r>
+    </w:p>
+    <w:p>
+      <w:pPr>
+        <w:spacing w:line="360" w:lineRule="auto"/>
+        <w:ind w:firstLine="480"/>
+        <w:jc w:val="both"/>
+      </w:pPr>
+      <w:r>
+        <w:rPr>
+          <w:rFonts w:ascii="Times New Roman" w:hAnsi="Times New Roman" w:eastAsia="宋体"/>
+          <w:sz w:val="24"/>
+        </w:rPr>
+        <w:t>用来刻画正确峰相对最强假峰的分离程度。</w:t>
+      </w:r>
+      <w:r>
+        <w:rPr>
+          <w:rFonts w:ascii="Consolas" w:hAnsi="Consolas" w:eastAsia="Consolas"/>
+          <w:sz w:val="21"/>
+        </w:rPr>
+        <w:t>PSR</w:t>
+      </w:r>
+      <w:r>
+        <w:rPr>
+          <w:rFonts w:ascii="Times New Roman" w:hAnsi="Times New Roman" w:eastAsia="宋体"/>
+          <w:sz w:val="24"/>
+        </w:rPr>
+        <w:t xml:space="preserve"> 越大，说明接收机越容易把真正目标从伪峰中区分出来。</w:t>
       </w:r>
     </w:p>
     <w:p>
@@ -466,7 +700,7 @@
           <w:rFonts w:ascii="Times New Roman" w:hAnsi="Times New Roman" w:eastAsia="宋体"/>
           <w:sz w:val="24"/>
         </w:rPr>
-        <w:t xml:space="preserve"> 负责生成主码、提供双极性映射以及周期相关和非周期相关函数；</w:t>
+        <w:t xml:space="preserve"> 负责生成主码、提供双极性映射，以及周期相关、非周期相关和短观测窗搜索相关函数；</w:t>
       </w:r>
       <w:r>
         <w:rPr>
@@ -976,7 +1210,7 @@
           <w:rFonts w:ascii="Times New Roman" w:hAnsi="Times New Roman" w:eastAsia="宋体"/>
           <w:sz w:val="24"/>
         </w:rPr>
-        <w:t xml:space="preserve"> 双极性序列，再用 FFT 计算周期相关函数和有限长度非周期互相关。这样处理后，相关结果更符合导航接收机分析中的常见表达方式，数值比较也更直观。</w:t>
+        <w:t xml:space="preserve"> 双极性序列，再用 FFT 计算周期相关函数和短观测窗搜索相关。这样处理后，相关结果更符合导航接收机分析中的常见表达方式，数值比较也更直观。</w:t>
       </w:r>
     </w:p>
     <w:p>
@@ -1155,7 +1389,7 @@
           <w:rFonts w:ascii="Consolas" w:hAnsi="Consolas" w:eastAsia="Consolas"/>
           <w:sz w:val="21"/>
         </w:rPr>
-        <w:t>def aperiodic_correlation(code_a, code_b=None):</w:t>
+        <w:t>def windowed_capture_correlation(observation, local_code):</w:t>
       </w:r>
     </w:p>
     <w:p>
@@ -1170,7 +1404,7 @@
           <w:rFonts w:ascii="Consolas" w:hAnsi="Consolas" w:eastAsia="Consolas"/>
           <w:sz w:val="21"/>
         </w:rPr>
-        <w:t xml:space="preserve">    if code_b is None:</w:t>
+        <w:t xml:space="preserve">    obs = to_bipolar(observation)</w:t>
       </w:r>
     </w:p>
     <w:p>
@@ -1185,7 +1419,7 @@
           <w:rFonts w:ascii="Consolas" w:hAnsi="Consolas" w:eastAsia="Consolas"/>
           <w:sz w:val="21"/>
         </w:rPr>
-        <w:t xml:space="preserve">        code_b = code_a</w:t>
+        <w:t xml:space="preserve">    ref = to_bipolar(local_code)</w:t>
       </w:r>
     </w:p>
     <w:p>
@@ -1200,7 +1434,7 @@
           <w:rFonts w:ascii="Consolas" w:hAnsi="Consolas" w:eastAsia="Consolas"/>
           <w:sz w:val="21"/>
         </w:rPr>
-        <w:t xml:space="preserve">    seq_a = to_bipolar(code_a)</w:t>
+        <w:t xml:space="preserve">    padded = np.zeros(len(ref), dtype=np.float64)</w:t>
       </w:r>
     </w:p>
     <w:p>
@@ -1215,7 +1449,7 @@
           <w:rFonts w:ascii="Consolas" w:hAnsi="Consolas" w:eastAsia="Consolas"/>
           <w:sz w:val="21"/>
         </w:rPr>
-        <w:t xml:space="preserve">    seq_b = to_bipolar(code_b)</w:t>
+        <w:t xml:space="preserve">    padded[: len(obs)] = obs</w:t>
       </w:r>
     </w:p>
     <w:p>
@@ -1230,7 +1464,7 @@
           <w:rFonts w:ascii="Consolas" w:hAnsi="Consolas" w:eastAsia="Consolas"/>
           <w:sz w:val="21"/>
         </w:rPr>
-        <w:t xml:space="preserve">    nfft = 1 &lt;&lt; (len(seq_a) + len(seq_b) - 2).bit_length()</w:t>
+        <w:t xml:space="preserve">    spectrum = np.fft.fft(padded) * np.conj(np.fft.fft(ref))</w:t>
       </w:r>
     </w:p>
     <w:p>
@@ -1245,7 +1479,7 @@
           <w:rFonts w:ascii="Consolas" w:hAnsi="Consolas" w:eastAsia="Consolas"/>
           <w:sz w:val="21"/>
         </w:rPr>
-        <w:t xml:space="preserve">    spectrum = np.fft.fft(seq_a, n=nfft) * np.fft.fft(seq_b[::-1], n=nfft)</w:t>
+        <w:t xml:space="preserve">    corr = np.fft.ifft(spectrum).real / len(obs)</w:t>
       </w:r>
     </w:p>
     <w:p>
@@ -1260,7 +1494,7 @@
           <w:rFonts w:ascii="Consolas" w:hAnsi="Consolas" w:eastAsia="Consolas"/>
           <w:sz w:val="21"/>
         </w:rPr>
-        <w:t xml:space="preserve">    corr = np.fft.ifft(spectrum).real[: len(seq_a) + len(seq_b) - 1]</w:t>
+        <w:t xml:space="preserve">    phases = np.arange(len(ref))</w:t>
       </w:r>
     </w:p>
     <w:p>
@@ -1275,7 +1509,135 @@
           <w:rFonts w:ascii="Consolas" w:hAnsi="Consolas" w:eastAsia="Consolas"/>
           <w:sz w:val="21"/>
         </w:rPr>
-        <w:t xml:space="preserve">    lags = np.arange(-(len(seq_b) - 1), len(seq_a))</w:t>
+        <w:t xml:space="preserve">    return phases, corr</w:t>
+      </w:r>
+    </w:p>
+    <w:p>
+      <w:pPr>
+        <w:spacing w:line="360" w:lineRule="auto"/>
+        <w:ind w:firstLine="480"/>
+        <w:jc w:val="both"/>
+      </w:pPr>
+      <w:r>
+        <w:rPr>
+          <w:rFonts w:ascii="Times New Roman" w:hAnsi="Times New Roman" w:eastAsia="宋体"/>
+          <w:sz w:val="24"/>
+        </w:rPr>
+        <w:t>在新的捕获搜索实验中，</w:t>
+      </w:r>
+      <w:r>
+        <w:rPr>
+          <w:rFonts w:ascii="Consolas" w:hAnsi="Consolas" w:eastAsia="Consolas"/>
+          <w:sz w:val="21"/>
+        </w:rPr>
+        <w:t>analyze_b1c_maincode.py</w:t>
+      </w:r>
+      <w:r>
+        <w:rPr>
+          <w:rFonts w:ascii="Times New Roman" w:hAnsi="Times New Roman" w:eastAsia="宋体"/>
+          <w:sz w:val="24"/>
+        </w:rPr>
+        <w:t xml:space="preserve"> 对每个通道分别选取 </w:t>
+      </w:r>
+      <w:r>
+        <w:rPr>
+          <w:rFonts w:ascii="Consolas" w:hAnsi="Consolas" w:eastAsia="Consolas"/>
+          <w:sz w:val="21"/>
+        </w:rPr>
+        <w:t>PRN1</w:t>
+      </w:r>
+      <w:r>
+        <w:rPr>
+          <w:rFonts w:ascii="Times New Roman" w:hAnsi="Times New Roman" w:eastAsia="宋体"/>
+          <w:sz w:val="24"/>
+        </w:rPr>
+        <w:t xml:space="preserve"> 作为真实接收信号，在 </w:t>
+      </w:r>
+      <w:r>
+        <w:rPr>
+          <w:rFonts w:ascii="Consolas" w:hAnsi="Consolas" w:eastAsia="Consolas"/>
+          <w:sz w:val="21"/>
+        </w:rPr>
+        <w:t>0、1278、2557、3835、5114、6393、7671、8950</w:t>
+      </w:r>
+      <w:r>
+        <w:rPr>
+          <w:rFonts w:ascii="Times New Roman" w:hAnsi="Times New Roman" w:eastAsia="宋体"/>
+          <w:sz w:val="24"/>
+        </w:rPr>
+        <w:t xml:space="preserve"> 这 8 个均匀分布的观测起点上，分别截取长度为 </w:t>
+      </w:r>
+      <w:r>
+        <w:rPr>
+          <w:rFonts w:ascii="Consolas" w:hAnsi="Consolas" w:eastAsia="Consolas"/>
+          <w:sz w:val="21"/>
+        </w:rPr>
+        <w:t>256、512、1023、2046、4092、8192、10230</w:t>
+      </w:r>
+      <w:r>
+        <w:rPr>
+          <w:rFonts w:ascii="Times New Roman" w:hAnsi="Times New Roman" w:eastAsia="宋体"/>
+          <w:sz w:val="24"/>
+        </w:rPr>
+        <w:t xml:space="preserve"> 的短观测窗，并让本地完整主码在全部 </w:t>
+      </w:r>
+      <w:r>
+        <w:rPr>
+          <w:rFonts w:ascii="Consolas" w:hAnsi="Consolas" w:eastAsia="Consolas"/>
+          <w:sz w:val="21"/>
+        </w:rPr>
+        <w:t>10230</w:t>
+      </w:r>
+      <w:r>
+        <w:rPr>
+          <w:rFonts w:ascii="Times New Roman" w:hAnsi="Times New Roman" w:eastAsia="宋体"/>
+          <w:sz w:val="24"/>
+        </w:rPr>
+        <w:t xml:space="preserve"> 个码相位上滑动搜索，从而统计正确峰、自伪峰、错误模板峰和 </w:t>
+      </w:r>
+      <w:r>
+        <w:rPr>
+          <w:rFonts w:ascii="Consolas" w:hAnsi="Consolas" w:eastAsia="Consolas"/>
+          <w:sz w:val="21"/>
+        </w:rPr>
+        <w:t>PSR</w:t>
+      </w:r>
+      <w:r>
+        <w:rPr>
+          <w:rFonts w:ascii="Times New Roman" w:hAnsi="Times New Roman" w:eastAsia="宋体"/>
+          <w:sz w:val="24"/>
+        </w:rPr>
+        <w:t xml:space="preserve"> 的变化。</w:t>
+      </w:r>
+    </w:p>
+    <w:p>
+      <w:pPr>
+        <w:pStyle w:val="1"/>
+        <w:spacing w:line="360" w:lineRule="auto"/>
+        <w:ind w:firstLine="0"/>
+        <w:jc w:val="left"/>
+      </w:pPr>
+      <w:r>
+        <w:rPr>
+          <w:rFonts w:ascii="Times New Roman" w:hAnsi="Times New Roman" w:eastAsia="黑体"/>
+          <w:b/>
+          <w:sz w:val="28"/>
+        </w:rPr>
+        <w:t>4. 校验结果</w:t>
+      </w:r>
+    </w:p>
+    <w:p>
+      <w:pPr>
+        <w:spacing w:line="360" w:lineRule="auto"/>
+        <w:ind w:firstLine="480"/>
+        <w:jc w:val="both"/>
+      </w:pPr>
+      <w:r>
+        <w:rPr>
+          <w:rFonts w:ascii="Times New Roman" w:hAnsi="Times New Roman" w:eastAsia="宋体"/>
+          <w:sz w:val="24"/>
+        </w:rPr>
+        <w:t>为了确认实现严格符合 ICD，程序对全部 126 组主码都做了头 24 位和尾 24 位校验，运行结果为：</w:t>
       </w:r>
     </w:p>
     <w:p>
@@ -1290,7 +1652,35 @@
           <w:rFonts w:ascii="Consolas" w:hAnsi="Consolas" w:eastAsia="Consolas"/>
           <w:sz w:val="21"/>
         </w:rPr>
-        <w:t xml:space="preserve">    return lags, corr / len(seq_a)</w:t>
+        <w:t>all 126 B1C primary codes validated against the ICD tables</w:t>
+      </w:r>
+    </w:p>
+    <w:p>
+      <w:pPr>
+        <w:spacing w:line="360" w:lineRule="auto"/>
+        <w:ind w:firstLine="480"/>
+        <w:jc w:val="both"/>
+      </w:pPr>
+      <w:r>
+        <w:rPr>
+          <w:rFonts w:ascii="Times New Roman" w:hAnsi="Times New Roman" w:eastAsia="宋体"/>
+          <w:sz w:val="24"/>
+        </w:rPr>
+        <w:t xml:space="preserve">这说明主码生成公式、数据分量与导频分量参数调用方式，以及截取点 </w:t>
+      </w:r>
+      <w:r>
+        <w:rPr>
+          <w:rFonts w:ascii="Consolas" w:hAnsi="Consolas" w:eastAsia="Consolas"/>
+          <w:sz w:val="21"/>
+        </w:rPr>
+        <w:t>p</w:t>
+      </w:r>
+      <w:r>
+        <w:rPr>
+          <w:rFonts w:ascii="Times New Roman" w:hAnsi="Times New Roman" w:eastAsia="宋体"/>
+          <w:sz w:val="24"/>
+        </w:rPr>
+        <w:t xml:space="preserve"> 的一基索引实现都是正确的。对表 5-2 的专项校验结果同样全部通过，即 63/63 个数据分量 PRN 全部匹配，没有发现任何头 24 位或尾 24 位不一致的情况。这一步先把主码生成的正确性压实了，后面的相关分析才有依据。</w:t>
       </w:r>
     </w:p>
     <w:p>
@@ -1306,7 +1696,7 @@
           <w:b/>
           <w:sz w:val="28"/>
         </w:rPr>
-        <w:t>4. 校验结果</w:t>
+        <w:t>5. 仿真结果分析</w:t>
       </w:r>
     </w:p>
     <w:p>
@@ -1320,192 +1710,119 @@
           <w:rFonts w:ascii="Times New Roman" w:hAnsi="Times New Roman" w:eastAsia="宋体"/>
           <w:sz w:val="24"/>
         </w:rPr>
-        <w:t>为了确认实现严格符合 ICD，程序对全部 126 组主码都做了头 24 位和尾 24 位校验，运行结果为：</w:t>
-      </w:r>
-    </w:p>
-    <w:p>
-      <w:pPr>
-        <w:pStyle w:val="Code"/>
-        <w:spacing w:line="240" w:lineRule="auto"/>
-        <w:ind w:firstLine="0"/>
-        <w:jc w:val="left"/>
-      </w:pPr>
+        <w:t>先看时域特性。</w:t>
+      </w:r>
       <w:r>
         <w:rPr>
           <w:rFonts w:ascii="Consolas" w:hAnsi="Consolas" w:eastAsia="Consolas"/>
           <w:sz w:val="21"/>
         </w:rPr>
-        <w:t>all 126 B1C primary codes validated against the ICD tables</w:t>
-      </w:r>
-    </w:p>
-    <w:p>
-      <w:pPr>
-        <w:spacing w:line="360" w:lineRule="auto"/>
-        <w:ind w:firstLine="480"/>
-        <w:jc w:val="both"/>
-      </w:pPr>
+        <w:t>output_eval/b1c_data_pilot_prn1_first_200chips.png</w:t>
+      </w:r>
       <w:r>
         <w:rPr>
           <w:rFonts w:ascii="Times New Roman" w:hAnsi="Times New Roman" w:eastAsia="宋体"/>
           <w:sz w:val="24"/>
         </w:rPr>
-        <w:t xml:space="preserve">这说明主码生成公式、数据分量与导频分量参数调用方式，以及截取点 </w:t>
+        <w:t xml:space="preserve"> 给出了 PRN1 数据分量和导频分量主码前 200 个码片的双极性波形。两类主码都在 </w:t>
       </w:r>
       <w:r>
         <w:rPr>
           <w:rFonts w:ascii="Consolas" w:hAnsi="Consolas" w:eastAsia="Consolas"/>
           <w:sz w:val="21"/>
         </w:rPr>
-        <w:t>p</w:t>
+        <w:t>+1</w:t>
       </w:r>
       <w:r>
         <w:rPr>
           <w:rFonts w:ascii="Times New Roman" w:hAnsi="Times New Roman" w:eastAsia="宋体"/>
           <w:sz w:val="24"/>
         </w:rPr>
-        <w:t xml:space="preserve"> 的一基索引实现都是正确的。对表 5-2 的专项校验结果同样全部通过，即 63/63 个数据分量 PRN 全部匹配，没有发现任何头 24 位或尾 24 位不一致的情况。这一步先把主码生成的正确性压实了，后面的相关分析才有依据。</w:t>
-      </w:r>
-    </w:p>
-    <w:p>
-      <w:pPr>
-        <w:pStyle w:val="1"/>
-        <w:spacing w:line="360" w:lineRule="auto"/>
-        <w:ind w:firstLine="0"/>
-        <w:jc w:val="left"/>
-      </w:pPr>
-      <w:r>
-        <w:rPr>
-          <w:rFonts w:ascii="Times New Roman" w:hAnsi="Times New Roman" w:eastAsia="黑体"/>
-          <w:b/>
-          <w:sz w:val="28"/>
-        </w:rPr>
-        <w:t>5. 仿真结果分析</w:t>
-      </w:r>
-    </w:p>
-    <w:p>
-      <w:pPr>
-        <w:spacing w:line="360" w:lineRule="auto"/>
-        <w:ind w:firstLine="480"/>
-        <w:jc w:val="both"/>
-      </w:pPr>
+        <w:t xml:space="preserve"> 和 </w:t>
+      </w:r>
+      <w:r>
+        <w:rPr>
+          <w:rFonts w:ascii="Consolas" w:hAnsi="Consolas" w:eastAsia="Consolas"/>
+          <w:sz w:val="21"/>
+        </w:rPr>
+        <w:t>-1</w:t>
+      </w:r>
       <w:r>
         <w:rPr>
           <w:rFonts w:ascii="Times New Roman" w:hAnsi="Times New Roman" w:eastAsia="宋体"/>
           <w:sz w:val="24"/>
         </w:rPr>
-        <w:t>先看时域特性。</w:t>
+        <w:t xml:space="preserve"> 之间快速跳变，没有明显的短周期重复结构，时域上表现出典型的伪随机特征。进一步统计全部 63 组数据分量主码和 63 组导频分量主码后可以看到，两类主码都严格平衡：每条主码中 </w:t>
       </w:r>
       <w:r>
         <w:rPr>
           <w:rFonts w:ascii="Consolas" w:hAnsi="Consolas" w:eastAsia="Consolas"/>
           <w:sz w:val="21"/>
         </w:rPr>
-        <w:t>output_eval/b1c_data_pilot_prn1_first_200chips.png</w:t>
+        <w:t>1</w:t>
       </w:r>
       <w:r>
         <w:rPr>
           <w:rFonts w:ascii="Times New Roman" w:hAnsi="Times New Roman" w:eastAsia="宋体"/>
           <w:sz w:val="24"/>
         </w:rPr>
-        <w:t xml:space="preserve"> 给出了 PRN1 数据分量和导频分量主码前 200 个码片的双极性波形。两类主码都在 </w:t>
+        <w:t xml:space="preserve"> 和 </w:t>
       </w:r>
       <w:r>
         <w:rPr>
           <w:rFonts w:ascii="Consolas" w:hAnsi="Consolas" w:eastAsia="Consolas"/>
           <w:sz w:val="21"/>
         </w:rPr>
-        <w:t>+1</w:t>
+        <w:t>0</w:t>
       </w:r>
       <w:r>
         <w:rPr>
           <w:rFonts w:ascii="Times New Roman" w:hAnsi="Times New Roman" w:eastAsia="宋体"/>
           <w:sz w:val="24"/>
         </w:rPr>
-        <w:t xml:space="preserve"> 和 </w:t>
+        <w:t xml:space="preserve"> 的个数都各为 </w:t>
       </w:r>
       <w:r>
         <w:rPr>
           <w:rFonts w:ascii="Consolas" w:hAnsi="Consolas" w:eastAsia="Consolas"/>
           <w:sz w:val="21"/>
         </w:rPr>
-        <w:t>-1</w:t>
+        <w:t>5115</w:t>
       </w:r>
       <w:r>
         <w:rPr>
           <w:rFonts w:ascii="Times New Roman" w:hAnsi="Times New Roman" w:eastAsia="宋体"/>
           <w:sz w:val="24"/>
         </w:rPr>
-        <w:t xml:space="preserve"> 之间快速跳变，没有明显的短周期重复结构，时域上表现出典型的伪随机特征。进一步统计全部 63 组数据分量主码和 63 组导频分量主码后可以看到，两类主码都严格平衡：每条主码中 </w:t>
+        <w:t xml:space="preserve">，最大平衡误差为 </w:t>
       </w:r>
       <w:r>
         <w:rPr>
           <w:rFonts w:ascii="Consolas" w:hAnsi="Consolas" w:eastAsia="Consolas"/>
           <w:sz w:val="21"/>
         </w:rPr>
-        <w:t>1</w:t>
+        <w:t>0</w:t>
       </w:r>
       <w:r>
         <w:rPr>
           <w:rFonts w:ascii="Times New Roman" w:hAnsi="Times New Roman" w:eastAsia="宋体"/>
           <w:sz w:val="24"/>
         </w:rPr>
-        <w:t xml:space="preserve"> 和 </w:t>
+        <w:t xml:space="preserve">，双极性均值也为 </w:t>
       </w:r>
       <w:r>
         <w:rPr>
           <w:rFonts w:ascii="Consolas" w:hAnsi="Consolas" w:eastAsia="Consolas"/>
           <w:sz w:val="21"/>
         </w:rPr>
-        <w:t>0</w:t>
+        <w:t>0.0</w:t>
       </w:r>
       <w:r>
         <w:rPr>
           <w:rFonts w:ascii="Times New Roman" w:hAnsi="Times New Roman" w:eastAsia="宋体"/>
           <w:sz w:val="24"/>
         </w:rPr>
-        <w:t xml:space="preserve"> 的个数都各为 </w:t>
-      </w:r>
-      <w:r>
-        <w:rPr>
-          <w:rFonts w:ascii="Consolas" w:hAnsi="Consolas" w:eastAsia="Consolas"/>
-          <w:sz w:val="21"/>
-        </w:rPr>
-        <w:t>5115</w:t>
-      </w:r>
-      <w:r>
-        <w:rPr>
-          <w:rFonts w:ascii="Times New Roman" w:hAnsi="Times New Roman" w:eastAsia="宋体"/>
-          <w:sz w:val="24"/>
-        </w:rPr>
-        <w:t xml:space="preserve">，最大平衡误差为 </w:t>
-      </w:r>
-      <w:r>
-        <w:rPr>
-          <w:rFonts w:ascii="Consolas" w:hAnsi="Consolas" w:eastAsia="Consolas"/>
-          <w:sz w:val="21"/>
-        </w:rPr>
-        <w:t>0</w:t>
-      </w:r>
-      <w:r>
-        <w:rPr>
-          <w:rFonts w:ascii="Times New Roman" w:hAnsi="Times New Roman" w:eastAsia="宋体"/>
-          <w:sz w:val="24"/>
-        </w:rPr>
-        <w:t xml:space="preserve">，双极性均值也为 </w:t>
-      </w:r>
-      <w:r>
-        <w:rPr>
-          <w:rFonts w:ascii="Consolas" w:hAnsi="Consolas" w:eastAsia="Consolas"/>
-          <w:sz w:val="21"/>
-        </w:rPr>
-        <w:t>0.0</w:t>
-      </w:r>
-      <w:r>
-        <w:rPr>
-          <w:rFonts w:ascii="Times New Roman" w:hAnsi="Times New Roman" w:eastAsia="宋体"/>
-          <w:sz w:val="24"/>
-        </w:rPr>
-        <w:t>。这说明主码本身不存在直流偏置，后面频谱中直流分量被压低，其实和这里的平衡性结果是一致的。</w:t>
+        <w:t>。这说明主码本身不存在直流偏置，后面频谱中直流分量被压低，和这里的平衡性结果是一致的。</w:t>
       </w:r>
     </w:p>
     <w:p>
@@ -1700,7 +2017,7 @@
           <w:rFonts w:ascii="Times New Roman" w:hAnsi="Times New Roman" w:eastAsia="宋体"/>
           <w:sz w:val="24"/>
         </w:rPr>
-        <w:t>。这些结果说明，数据分量和导频分量在自相关主峰尖锐性上处于相近水平，旁瓣整体也压得比较低，满足码捕获和码跟踪的基本要求。</w:t>
+        <w:t>。这些结果说明，数据分量和导频分量在自相关主峰尖锐性上处于相近水平，旁瓣整体也压得比较低，具备良好的码同步基础。</w:t>
       </w:r>
     </w:p>
     <w:p>
@@ -1867,7 +2184,7 @@
           <w:rFonts w:ascii="Times New Roman" w:hAnsi="Times New Roman" w:eastAsia="宋体"/>
           <w:sz w:val="24"/>
         </w:rPr>
-        <w:t xml:space="preserve">。这些数值都明显低于自相关主峰 </w:t>
+        <w:t xml:space="preserve">。这些数值都显著低于自相关主峰 </w:t>
       </w:r>
       <w:r>
         <w:rPr>
@@ -1881,7 +2198,7 @@
           <w:rFonts w:ascii="Times New Roman" w:hAnsi="Times New Roman" w:eastAsia="宋体"/>
           <w:sz w:val="24"/>
         </w:rPr>
-        <w:t>，说明在完整主码周期内，不同卫星 PRN 之间仍然具有较好的可分辨性。</w:t>
+        <w:t>，说明在完整主码周期内，不同卫星 PRN 之间仍然具有较好的理论可分辨性。</w:t>
       </w:r>
     </w:p>
     <w:p>
@@ -1950,294 +2267,63 @@
           <w:rFonts w:ascii="Times New Roman" w:hAnsi="Times New Roman" w:eastAsia="宋体"/>
           <w:sz w:val="24"/>
         </w:rPr>
-        <w:t xml:space="preserve">除了完整周期相关，本文还考察了主码被截断后的有限长度互相关。实际接收机并不总能积累完整的 </w:t>
+        <w:t xml:space="preserve">为了更贴近实际捕获过程，本文进一步进行了短观测窗捕获搜索实验。与原先仅比较前缀截断码段不同，这里把 </w:t>
       </w:r>
       <w:r>
         <w:rPr>
           <w:rFonts w:ascii="Consolas" w:hAnsi="Consolas" w:eastAsia="Consolas"/>
           <w:sz w:val="21"/>
         </w:rPr>
-        <w:t>10230</w:t>
+        <w:t>PRN1</w:t>
       </w:r>
       <w:r>
         <w:rPr>
           <w:rFonts w:ascii="Times New Roman" w:hAnsi="Times New Roman" w:eastAsia="宋体"/>
           <w:sz w:val="24"/>
         </w:rPr>
-        <w:t xml:space="preserve"> 个码片，弱信号捕获、动态环境下的短时相关或者较短的相干积分时间，都会让接收机只利用主码的一部分。因此，这里选取 </w:t>
+        <w:t xml:space="preserve"> 视为真实接收信号，从完整主码中在 8 个不同起点截取短观测窗；本地端则保留完整主码，并在全部码相位上逐点搜索相关。这样得到的相关曲线更接近接收机真正会看到的“正确峰与假峰竞争”场景。</w:t>
       </w:r>
       <w:r>
         <w:rPr>
           <w:rFonts w:ascii="Consolas" w:hAnsi="Consolas" w:eastAsia="Consolas"/>
           <w:sz w:val="21"/>
         </w:rPr>
-        <w:t>256</w:t>
+        <w:t>output_eval/b1c_windowed_capture_search.png</w:t>
       </w:r>
       <w:r>
         <w:rPr>
           <w:rFonts w:ascii="Times New Roman" w:hAnsi="Times New Roman" w:eastAsia="宋体"/>
           <w:sz w:val="24"/>
         </w:rPr>
-        <w:t>、</w:t>
+        <w:t xml:space="preserve"> 给出了代表性的搜索曲线示意：在 </w:t>
       </w:r>
       <w:r>
         <w:rPr>
           <w:rFonts w:ascii="Consolas" w:hAnsi="Consolas" w:eastAsia="Consolas"/>
           <w:sz w:val="21"/>
         </w:rPr>
-        <w:t>512</w:t>
+        <w:t>L=1023</w:t>
       </w:r>
       <w:r>
         <w:rPr>
           <w:rFonts w:ascii="Times New Roman" w:hAnsi="Times New Roman" w:eastAsia="宋体"/>
           <w:sz w:val="24"/>
         </w:rPr>
-        <w:t>、</w:t>
+        <w:t xml:space="preserve">、观测起点为 0 时，正确模板会出现接近 </w:t>
       </w:r>
       <w:r>
         <w:rPr>
           <w:rFonts w:ascii="Consolas" w:hAnsi="Consolas" w:eastAsia="Consolas"/>
           <w:sz w:val="21"/>
         </w:rPr>
-        <w:t>1023</w:t>
+        <w:t>1.0</w:t>
       </w:r>
       <w:r>
         <w:rPr>
           <w:rFonts w:ascii="Times New Roman" w:hAnsi="Times New Roman" w:eastAsia="宋体"/>
           <w:sz w:val="24"/>
         </w:rPr>
-        <w:t>、</w:t>
-      </w:r>
-      <w:r>
-        <w:rPr>
-          <w:rFonts w:ascii="Consolas" w:hAnsi="Consolas" w:eastAsia="Consolas"/>
-          <w:sz w:val="21"/>
-        </w:rPr>
-        <w:t>2046</w:t>
-      </w:r>
-      <w:r>
-        <w:rPr>
-          <w:rFonts w:ascii="Times New Roman" w:hAnsi="Times New Roman" w:eastAsia="宋体"/>
-          <w:sz w:val="24"/>
-        </w:rPr>
-        <w:t>、</w:t>
-      </w:r>
-      <w:r>
-        <w:rPr>
-          <w:rFonts w:ascii="Consolas" w:hAnsi="Consolas" w:eastAsia="Consolas"/>
-          <w:sz w:val="21"/>
-        </w:rPr>
-        <w:t>4092</w:t>
-      </w:r>
-      <w:r>
-        <w:rPr>
-          <w:rFonts w:ascii="Times New Roman" w:hAnsi="Times New Roman" w:eastAsia="宋体"/>
-          <w:sz w:val="24"/>
-        </w:rPr>
-        <w:t>、</w:t>
-      </w:r>
-      <w:r>
-        <w:rPr>
-          <w:rFonts w:ascii="Consolas" w:hAnsi="Consolas" w:eastAsia="Consolas"/>
-          <w:sz w:val="21"/>
-        </w:rPr>
-        <w:t>8192</w:t>
-      </w:r>
-      <w:r>
-        <w:rPr>
-          <w:rFonts w:ascii="Times New Roman" w:hAnsi="Times New Roman" w:eastAsia="宋体"/>
-          <w:sz w:val="24"/>
-        </w:rPr>
-        <w:t xml:space="preserve"> 和 </w:t>
-      </w:r>
-      <w:r>
-        <w:rPr>
-          <w:rFonts w:ascii="Consolas" w:hAnsi="Consolas" w:eastAsia="Consolas"/>
-          <w:sz w:val="21"/>
-        </w:rPr>
-        <w:t>10230</w:t>
-      </w:r>
-      <w:r>
-        <w:rPr>
-          <w:rFonts w:ascii="Times New Roman" w:hAnsi="Times New Roman" w:eastAsia="宋体"/>
-          <w:sz w:val="24"/>
-        </w:rPr>
-        <w:t xml:space="preserve"> 这些长度，对每个通道内全部不同 PRN 对逐一计算非周期互相关，并取 </w:t>
-      </w:r>
-      <w:r>
-        <w:rPr>
-          <w:rFonts w:ascii="Consolas" w:hAnsi="Consolas" w:eastAsia="Consolas"/>
-          <w:sz w:val="21"/>
-        </w:rPr>
-        <w:t>max |R_ab^(L)(tau)|</w:t>
-      </w:r>
-      <w:r>
-        <w:rPr>
-          <w:rFonts w:ascii="Times New Roman" w:hAnsi="Times New Roman" w:eastAsia="宋体"/>
-          <w:sz w:val="24"/>
-        </w:rPr>
-        <w:t xml:space="preserve"> 作为该长度下的伪峰指标。这样看的是最坏情况，而不是平均情况，因为真正影响接收机判决的往往就是某个延迟点冒出来的高伪峰。</w:t>
-      </w:r>
-    </w:p>
-    <w:p>
-      <w:pPr>
-        <w:spacing w:line="360" w:lineRule="auto"/>
-        <w:ind w:firstLine="480"/>
-        <w:jc w:val="both"/>
-      </w:pPr>
-      <w:r>
-        <w:rPr>
-          <w:rFonts w:ascii="Consolas" w:hAnsi="Consolas" w:eastAsia="Consolas"/>
-          <w:sz w:val="21"/>
-        </w:rPr>
-        <w:t>output_eval/b1c_truncation_crosscorr.png</w:t>
-      </w:r>
-      <w:r>
-        <w:rPr>
-          <w:rFonts w:ascii="Times New Roman" w:hAnsi="Times New Roman" w:eastAsia="宋体"/>
-          <w:sz w:val="24"/>
-        </w:rPr>
-        <w:t xml:space="preserve"> 给出了随截断长度变化的趋势。从统计结果看，数据分量最差 PRN 对的最大互相关由 </w:t>
-      </w:r>
-      <w:r>
-        <w:rPr>
-          <w:rFonts w:ascii="Consolas" w:hAnsi="Consolas" w:eastAsia="Consolas"/>
-          <w:sz w:val="21"/>
-        </w:rPr>
-        <w:t>L=256</w:t>
-      </w:r>
-      <w:r>
-        <w:rPr>
-          <w:rFonts w:ascii="Times New Roman" w:hAnsi="Times New Roman" w:eastAsia="宋体"/>
-          <w:sz w:val="24"/>
-        </w:rPr>
-        <w:t xml:space="preserve"> 时的 </w:t>
-      </w:r>
-      <w:r>
-        <w:rPr>
-          <w:rFonts w:ascii="Consolas" w:hAnsi="Consolas" w:eastAsia="Consolas"/>
-          <w:sz w:val="21"/>
-        </w:rPr>
-        <w:t>0.2695</w:t>
-      </w:r>
-      <w:r>
-        <w:rPr>
-          <w:rFonts w:ascii="Times New Roman" w:hAnsi="Times New Roman" w:eastAsia="宋体"/>
-          <w:sz w:val="24"/>
-        </w:rPr>
-        <w:t xml:space="preserve"> 下降到 </w:t>
-      </w:r>
-      <w:r>
-        <w:rPr>
-          <w:rFonts w:ascii="Consolas" w:hAnsi="Consolas" w:eastAsia="Consolas"/>
-          <w:sz w:val="21"/>
-        </w:rPr>
-        <w:t>L=10230</w:t>
-      </w:r>
-      <w:r>
-        <w:rPr>
-          <w:rFonts w:ascii="Times New Roman" w:hAnsi="Times New Roman" w:eastAsia="宋体"/>
-          <w:sz w:val="24"/>
-        </w:rPr>
-        <w:t xml:space="preserve"> 时的 </w:t>
-      </w:r>
-      <w:r>
-        <w:rPr>
-          <w:rFonts w:ascii="Consolas" w:hAnsi="Consolas" w:eastAsia="Consolas"/>
-          <w:sz w:val="21"/>
-        </w:rPr>
-        <w:t>0.0359</w:t>
-      </w:r>
-      <w:r>
-        <w:rPr>
-          <w:rFonts w:ascii="Times New Roman" w:hAnsi="Times New Roman" w:eastAsia="宋体"/>
-          <w:sz w:val="24"/>
-        </w:rPr>
-        <w:t xml:space="preserve">，导频分量则由 </w:t>
-      </w:r>
-      <w:r>
-        <w:rPr>
-          <w:rFonts w:ascii="Consolas" w:hAnsi="Consolas" w:eastAsia="Consolas"/>
-          <w:sz w:val="21"/>
-        </w:rPr>
-        <w:t>0.2773</w:t>
-      </w:r>
-      <w:r>
-        <w:rPr>
-          <w:rFonts w:ascii="Times New Roman" w:hAnsi="Times New Roman" w:eastAsia="宋体"/>
-          <w:sz w:val="24"/>
-        </w:rPr>
-        <w:t xml:space="preserve"> 下降到 </w:t>
-      </w:r>
-      <w:r>
-        <w:rPr>
-          <w:rFonts w:ascii="Consolas" w:hAnsi="Consolas" w:eastAsia="Consolas"/>
-          <w:sz w:val="21"/>
-        </w:rPr>
-        <w:t>0.0350</w:t>
-      </w:r>
-      <w:r>
-        <w:rPr>
-          <w:rFonts w:ascii="Times New Roman" w:hAnsi="Times New Roman" w:eastAsia="宋体"/>
-          <w:sz w:val="24"/>
-        </w:rPr>
-        <w:t xml:space="preserve">。代表性 PRN1 与 PRN2 也表现出相同趋势：数据分量从 </w:t>
-      </w:r>
-      <w:r>
-        <w:rPr>
-          <w:rFonts w:ascii="Consolas" w:hAnsi="Consolas" w:eastAsia="Consolas"/>
-          <w:sz w:val="21"/>
-        </w:rPr>
-        <w:t>0.1484</w:t>
-      </w:r>
-      <w:r>
-        <w:rPr>
-          <w:rFonts w:ascii="Times New Roman" w:hAnsi="Times New Roman" w:eastAsia="宋体"/>
-          <w:sz w:val="24"/>
-        </w:rPr>
-        <w:t xml:space="preserve"> 下降到 </w:t>
-      </w:r>
-      <w:r>
-        <w:rPr>
-          <w:rFonts w:ascii="Consolas" w:hAnsi="Consolas" w:eastAsia="Consolas"/>
-          <w:sz w:val="21"/>
-        </w:rPr>
-        <w:t>0.0259</w:t>
-      </w:r>
-      <w:r>
-        <w:rPr>
-          <w:rFonts w:ascii="Times New Roman" w:hAnsi="Times New Roman" w:eastAsia="宋体"/>
-          <w:sz w:val="24"/>
-        </w:rPr>
-        <w:t xml:space="preserve">，导频分量从 </w:t>
-      </w:r>
-      <w:r>
-        <w:rPr>
-          <w:rFonts w:ascii="Consolas" w:hAnsi="Consolas" w:eastAsia="Consolas"/>
-          <w:sz w:val="21"/>
-        </w:rPr>
-        <w:t>0.1758</w:t>
-      </w:r>
-      <w:r>
-        <w:rPr>
-          <w:rFonts w:ascii="Times New Roman" w:hAnsi="Times New Roman" w:eastAsia="宋体"/>
-          <w:sz w:val="24"/>
-        </w:rPr>
-        <w:t xml:space="preserve"> 下降到 </w:t>
-      </w:r>
-      <w:r>
-        <w:rPr>
-          <w:rFonts w:ascii="Consolas" w:hAnsi="Consolas" w:eastAsia="Consolas"/>
-          <w:sz w:val="21"/>
-        </w:rPr>
-        <w:t>0.0288</w:t>
-      </w:r>
-      <w:r>
-        <w:rPr>
-          <w:rFonts w:ascii="Times New Roman" w:hAnsi="Times New Roman" w:eastAsia="宋体"/>
-          <w:sz w:val="24"/>
-        </w:rPr>
-        <w:t>。这说明随着积累长度增加，更多码片参与相关，正负项抵消更充分，伪峰会整体下降，接收机区分不同 PRN 的难度也随之降低。换句话说，有限长度下最需要警惕的就是短码长带来的高伪峰，而不是完整周期条件下的平均互相关。</w:t>
+        <w:t xml:space="preserve"> 的唯一主峰，而错误模板的相关响应明显更低。</w:t>
       </w:r>
     </w:p>
     <w:p>
@@ -2249,7 +2335,7 @@
       <w:r>
         <w:drawing>
           <wp:inline xmlns:a="http://schemas.openxmlformats.org/drawingml/2006/main" xmlns:pic="http://schemas.openxmlformats.org/drawingml/2006/picture">
-            <wp:extent cx="5577840" cy="3458261"/>
+            <wp:extent cx="5577840" cy="3235147"/>
             <wp:docPr id="4" name="Picture 4"/>
             <wp:cNvGraphicFramePr>
               <a:graphicFrameLocks noChangeAspect="1"/>
@@ -2258,7 +2344,7 @@
               <a:graphicData uri="http://schemas.openxmlformats.org/drawingml/2006/picture">
                 <pic:pic>
                   <pic:nvPicPr>
-                    <pic:cNvPr id="0" name="b1c_truncation_crosscorr.png"/>
+                    <pic:cNvPr id="0" name="b1c_windowed_capture_search.png"/>
                     <pic:cNvPicPr/>
                   </pic:nvPicPr>
                   <pic:blipFill>
@@ -2270,7 +2356,7 @@
                   <pic:spPr>
                     <a:xfrm>
                       <a:off x="0" y="0"/>
-                      <a:ext cx="5577840" cy="3458261"/>
+                      <a:ext cx="5577840" cy="3235147"/>
                     </a:xfrm>
                     <a:prstGeom prst="rect"/>
                   </pic:spPr>
@@ -2292,7 +2378,7 @@
           <w:rFonts w:ascii="Times New Roman" w:hAnsi="Times New Roman" w:eastAsia="宋体"/>
           <w:sz w:val="21"/>
         </w:rPr>
-        <w:t>图 4 截断长度与互相关最大值</w:t>
+        <w:t>图 4 短观测窗捕获搜索示意</w:t>
       </w:r>
     </w:p>
     <w:p>
@@ -2303,10 +2389,380 @@
       </w:pPr>
       <w:r>
         <w:rPr>
+          <w:rFonts w:ascii="Consolas" w:hAnsi="Consolas" w:eastAsia="Consolas"/>
+          <w:sz w:val="21"/>
+        </w:rPr>
+        <w:t>output_eval/b1c_windowed_capture_metrics.png</w:t>
+      </w:r>
+      <w:r>
+        <w:rPr>
           <w:rFonts w:ascii="Times New Roman" w:hAnsi="Times New Roman" w:eastAsia="宋体"/>
           <w:sz w:val="24"/>
         </w:rPr>
-        <w:t>最差 PRN 对在不同截断长度下的统计结果如下表所示：</w:t>
+        <w:t xml:space="preserve"> 则给出了不同观测长度下的统计趋势。由于实验中没有加入噪声和数据翻转，正确 PRN 在正确码相位上的匹配始终是精确对齐的，因此对所有 </w:t>
+      </w:r>
+      <w:r>
+        <w:rPr>
+          <w:rFonts w:ascii="Consolas" w:hAnsi="Consolas" w:eastAsia="Consolas"/>
+          <w:sz w:val="21"/>
+        </w:rPr>
+        <w:t>L</w:t>
+      </w:r>
+      <w:r>
+        <w:rPr>
+          <w:rFonts w:ascii="Times New Roman" w:hAnsi="Times New Roman" w:eastAsia="宋体"/>
+          <w:sz w:val="24"/>
+        </w:rPr>
+        <w:t xml:space="preserve">，正确峰都保持在 </w:t>
+      </w:r>
+      <w:r>
+        <w:rPr>
+          <w:rFonts w:ascii="Consolas" w:hAnsi="Consolas" w:eastAsia="Consolas"/>
+          <w:sz w:val="21"/>
+        </w:rPr>
+        <w:t>1.0</w:t>
+      </w:r>
+      <w:r>
+        <w:rPr>
+          <w:rFonts w:ascii="Times New Roman" w:hAnsi="Times New Roman" w:eastAsia="宋体"/>
+          <w:sz w:val="24"/>
+        </w:rPr>
+        <w:t xml:space="preserve"> 左右。真正决定捕获难度的，是自伪峰和错误模板峰的高低。以数据分量为例，在 </w:t>
+      </w:r>
+      <w:r>
+        <w:rPr>
+          <w:rFonts w:ascii="Consolas" w:hAnsi="Consolas" w:eastAsia="Consolas"/>
+          <w:sz w:val="21"/>
+        </w:rPr>
+        <w:t>L=256</w:t>
+      </w:r>
+      <w:r>
+        <w:rPr>
+          <w:rFonts w:ascii="Times New Roman" w:hAnsi="Times New Roman" w:eastAsia="宋体"/>
+          <w:sz w:val="24"/>
+        </w:rPr>
+        <w:t xml:space="preserve"> 时，代表性窗口的正确峰为 </w:t>
+      </w:r>
+      <w:r>
+        <w:rPr>
+          <w:rFonts w:ascii="Consolas" w:hAnsi="Consolas" w:eastAsia="Consolas"/>
+          <w:sz w:val="21"/>
+        </w:rPr>
+        <w:t>1.0000</w:t>
+      </w:r>
+      <w:r>
+        <w:rPr>
+          <w:rFonts w:ascii="Times New Roman" w:hAnsi="Times New Roman" w:eastAsia="宋体"/>
+          <w:sz w:val="24"/>
+        </w:rPr>
+        <w:t xml:space="preserve">，自伪峰为 </w:t>
+      </w:r>
+      <w:r>
+        <w:rPr>
+          <w:rFonts w:ascii="Consolas" w:hAnsi="Consolas" w:eastAsia="Consolas"/>
+          <w:sz w:val="21"/>
+        </w:rPr>
+        <w:t>0.2656</w:t>
+      </w:r>
+      <w:r>
+        <w:rPr>
+          <w:rFonts w:ascii="Times New Roman" w:hAnsi="Times New Roman" w:eastAsia="宋体"/>
+          <w:sz w:val="24"/>
+        </w:rPr>
+        <w:t xml:space="preserve">，错误模板峰为 </w:t>
+      </w:r>
+      <w:r>
+        <w:rPr>
+          <w:rFonts w:ascii="Consolas" w:hAnsi="Consolas" w:eastAsia="Consolas"/>
+          <w:sz w:val="21"/>
+        </w:rPr>
+        <w:t>0.2891</w:t>
+      </w:r>
+      <w:r>
+        <w:rPr>
+          <w:rFonts w:ascii="Times New Roman" w:hAnsi="Times New Roman" w:eastAsia="宋体"/>
+          <w:sz w:val="24"/>
+        </w:rPr>
+        <w:t xml:space="preserve">，因此捕获伪峰为 </w:t>
+      </w:r>
+      <w:r>
+        <w:rPr>
+          <w:rFonts w:ascii="Consolas" w:hAnsi="Consolas" w:eastAsia="Consolas"/>
+          <w:sz w:val="21"/>
+        </w:rPr>
+        <w:t>0.2891</w:t>
+      </w:r>
+      <w:r>
+        <w:rPr>
+          <w:rFonts w:ascii="Times New Roman" w:hAnsi="Times New Roman" w:eastAsia="宋体"/>
+          <w:sz w:val="24"/>
+        </w:rPr>
+        <w:t>，</w:t>
+      </w:r>
+      <w:r>
+        <w:rPr>
+          <w:rFonts w:ascii="Consolas" w:hAnsi="Consolas" w:eastAsia="Consolas"/>
+          <w:sz w:val="21"/>
+        </w:rPr>
+        <w:t>PSR</w:t>
+      </w:r>
+      <w:r>
+        <w:rPr>
+          <w:rFonts w:ascii="Times New Roman" w:hAnsi="Times New Roman" w:eastAsia="宋体"/>
+          <w:sz w:val="24"/>
+        </w:rPr>
+        <w:t xml:space="preserve"> 为 </w:t>
+      </w:r>
+      <w:r>
+        <w:rPr>
+          <w:rFonts w:ascii="Consolas" w:hAnsi="Consolas" w:eastAsia="Consolas"/>
+          <w:sz w:val="21"/>
+        </w:rPr>
+        <w:t>10.78 dB</w:t>
+      </w:r>
+      <w:r>
+        <w:rPr>
+          <w:rFonts w:ascii="Times New Roman" w:hAnsi="Times New Roman" w:eastAsia="宋体"/>
+          <w:sz w:val="24"/>
+        </w:rPr>
+        <w:t xml:space="preserve">；当把窗口长度增加到 </w:t>
+      </w:r>
+      <w:r>
+        <w:rPr>
+          <w:rFonts w:ascii="Consolas" w:hAnsi="Consolas" w:eastAsia="Consolas"/>
+          <w:sz w:val="21"/>
+        </w:rPr>
+        <w:t>L=10230</w:t>
+      </w:r>
+      <w:r>
+        <w:rPr>
+          <w:rFonts w:ascii="Times New Roman" w:hAnsi="Times New Roman" w:eastAsia="宋体"/>
+          <w:sz w:val="24"/>
+        </w:rPr>
+        <w:t xml:space="preserve"> 时，自伪峰回落到 </w:t>
+      </w:r>
+      <w:r>
+        <w:rPr>
+          <w:rFonts w:ascii="Consolas" w:hAnsi="Consolas" w:eastAsia="Consolas"/>
+          <w:sz w:val="21"/>
+        </w:rPr>
+        <w:t>0.0272</w:t>
+      </w:r>
+      <w:r>
+        <w:rPr>
+          <w:rFonts w:ascii="Times New Roman" w:hAnsi="Times New Roman" w:eastAsia="宋体"/>
+          <w:sz w:val="24"/>
+        </w:rPr>
+        <w:t xml:space="preserve">，错误模板峰回落到 </w:t>
+      </w:r>
+      <w:r>
+        <w:rPr>
+          <w:rFonts w:ascii="Consolas" w:hAnsi="Consolas" w:eastAsia="Consolas"/>
+          <w:sz w:val="21"/>
+        </w:rPr>
+        <w:t>0.0424</w:t>
+      </w:r>
+      <w:r>
+        <w:rPr>
+          <w:rFonts w:ascii="Times New Roman" w:hAnsi="Times New Roman" w:eastAsia="宋体"/>
+          <w:sz w:val="24"/>
+        </w:rPr>
+        <w:t>，</w:t>
+      </w:r>
+      <w:r>
+        <w:rPr>
+          <w:rFonts w:ascii="Consolas" w:hAnsi="Consolas" w:eastAsia="Consolas"/>
+          <w:sz w:val="21"/>
+        </w:rPr>
+        <w:t>PSR</w:t>
+      </w:r>
+      <w:r>
+        <w:rPr>
+          <w:rFonts w:ascii="Times New Roman" w:hAnsi="Times New Roman" w:eastAsia="宋体"/>
+          <w:sz w:val="24"/>
+        </w:rPr>
+        <w:t xml:space="preserve"> 提升到 </w:t>
+      </w:r>
+      <w:r>
+        <w:rPr>
+          <w:rFonts w:ascii="Consolas" w:hAnsi="Consolas" w:eastAsia="Consolas"/>
+          <w:sz w:val="21"/>
+        </w:rPr>
+        <w:t>27.45 dB</w:t>
+      </w:r>
+      <w:r>
+        <w:rPr>
+          <w:rFonts w:ascii="Times New Roman" w:hAnsi="Times New Roman" w:eastAsia="宋体"/>
+          <w:sz w:val="24"/>
+        </w:rPr>
+        <w:t xml:space="preserve">。导频分量也呈现同样规律：最短窗口 </w:t>
+      </w:r>
+      <w:r>
+        <w:rPr>
+          <w:rFonts w:ascii="Consolas" w:hAnsi="Consolas" w:eastAsia="Consolas"/>
+          <w:sz w:val="21"/>
+        </w:rPr>
+        <w:t>L=256</w:t>
+      </w:r>
+      <w:r>
+        <w:rPr>
+          <w:rFonts w:ascii="Times New Roman" w:hAnsi="Times New Roman" w:eastAsia="宋体"/>
+          <w:sz w:val="24"/>
+        </w:rPr>
+        <w:t xml:space="preserve"> 时最差 </w:t>
+      </w:r>
+      <w:r>
+        <w:rPr>
+          <w:rFonts w:ascii="Consolas" w:hAnsi="Consolas" w:eastAsia="Consolas"/>
+          <w:sz w:val="21"/>
+        </w:rPr>
+        <w:t>PSR</w:t>
+      </w:r>
+      <w:r>
+        <w:rPr>
+          <w:rFonts w:ascii="Times New Roman" w:hAnsi="Times New Roman" w:eastAsia="宋体"/>
+          <w:sz w:val="24"/>
+        </w:rPr>
+        <w:t xml:space="preserve"> 为 </w:t>
+      </w:r>
+      <w:r>
+        <w:rPr>
+          <w:rFonts w:ascii="Consolas" w:hAnsi="Consolas" w:eastAsia="Consolas"/>
+          <w:sz w:val="21"/>
+        </w:rPr>
+        <w:t>8.52 dB</w:t>
+      </w:r>
+      <w:r>
+        <w:rPr>
+          <w:rFonts w:ascii="Times New Roman" w:hAnsi="Times New Roman" w:eastAsia="宋体"/>
+          <w:sz w:val="24"/>
+        </w:rPr>
+        <w:t xml:space="preserve">，完整周期时提升到 </w:t>
+      </w:r>
+      <w:r>
+        <w:rPr>
+          <w:rFonts w:ascii="Consolas" w:hAnsi="Consolas" w:eastAsia="Consolas"/>
+          <w:sz w:val="21"/>
+        </w:rPr>
+        <w:t>28.11 dB</w:t>
+      </w:r>
+      <w:r>
+        <w:rPr>
+          <w:rFonts w:ascii="Times New Roman" w:hAnsi="Times New Roman" w:eastAsia="宋体"/>
+          <w:sz w:val="24"/>
+        </w:rPr>
+        <w:t>。</w:t>
+      </w:r>
+    </w:p>
+    <w:p>
+      <w:pPr>
+        <w:spacing w:line="360" w:lineRule="auto"/>
+        <w:ind w:firstLine="480"/>
+        <w:jc w:val="both"/>
+      </w:pPr>
+      <w:r>
+        <w:rPr>
+          <w:rFonts w:ascii="Times New Roman" w:hAnsi="Times New Roman" w:eastAsia="宋体"/>
+          <w:sz w:val="24"/>
+        </w:rPr>
+        <w:t>这些结果说明，短观测窗条件下的主要风险不是“正确峰变低”，而是“假峰变高”。窗口越短，只有少量码片参与相关，正负项抵消不充分，自伪峰和错误模板峰都更容易抬升，正确峰与假峰之间的间隔变小；窗口越长，参与积分的码片越多，伪峰会整体下降，</w:t>
+      </w:r>
+      <w:r>
+        <w:rPr>
+          <w:rFonts w:ascii="Consolas" w:hAnsi="Consolas" w:eastAsia="Consolas"/>
+          <w:sz w:val="21"/>
+        </w:rPr>
+        <w:t>PSR</w:t>
+      </w:r>
+      <w:r>
+        <w:rPr>
+          <w:rFonts w:ascii="Times New Roman" w:hAnsi="Times New Roman" w:eastAsia="宋体"/>
+          <w:sz w:val="24"/>
+        </w:rPr>
+        <w:t xml:space="preserve"> 持续改善，接收机就越容易把真正目标从伪峰中分离出来。</w:t>
+      </w:r>
+    </w:p>
+    <w:p>
+      <w:pPr>
+        <w:spacing w:line="360" w:lineRule="auto"/>
+        <w:ind w:firstLine="0"/>
+        <w:jc w:val="center"/>
+      </w:pPr>
+      <w:r>
+        <w:drawing>
+          <wp:inline xmlns:a="http://schemas.openxmlformats.org/drawingml/2006/main" xmlns:pic="http://schemas.openxmlformats.org/drawingml/2006/picture">
+            <wp:extent cx="5577840" cy="3346704"/>
+            <wp:docPr id="5" name="Picture 5"/>
+            <wp:cNvGraphicFramePr>
+              <a:graphicFrameLocks noChangeAspect="1"/>
+            </wp:cNvGraphicFramePr>
+            <a:graphic>
+              <a:graphicData uri="http://schemas.openxmlformats.org/drawingml/2006/picture">
+                <pic:pic>
+                  <pic:nvPicPr>
+                    <pic:cNvPr id="0" name="b1c_windowed_capture_metrics.png"/>
+                    <pic:cNvPicPr/>
+                  </pic:nvPicPr>
+                  <pic:blipFill>
+                    <a:blip r:embed="rId18"/>
+                    <a:stretch>
+                      <a:fillRect/>
+                    </a:stretch>
+                  </pic:blipFill>
+                  <pic:spPr>
+                    <a:xfrm>
+                      <a:off x="0" y="0"/>
+                      <a:ext cx="5577840" cy="3346704"/>
+                    </a:xfrm>
+                    <a:prstGeom prst="rect"/>
+                  </pic:spPr>
+                </pic:pic>
+              </a:graphicData>
+            </a:graphic>
+          </wp:inline>
+        </w:drawing>
+      </w:r>
+    </w:p>
+    <w:p>
+      <w:pPr>
+        <w:spacing w:line="360" w:lineRule="auto"/>
+        <w:ind w:firstLine="0"/>
+        <w:jc w:val="center"/>
+      </w:pPr>
+      <w:r>
+        <w:rPr>
+          <w:rFonts w:ascii="Times New Roman" w:hAnsi="Times New Roman" w:eastAsia="宋体"/>
+          <w:sz w:val="21"/>
+        </w:rPr>
+        <w:t>图 5 短观测窗捕获指标变化</w:t>
+      </w:r>
+    </w:p>
+    <w:p>
+      <w:pPr>
+        <w:spacing w:line="360" w:lineRule="auto"/>
+        <w:ind w:firstLine="480"/>
+        <w:jc w:val="both"/>
+      </w:pPr>
+      <w:r>
+        <w:rPr>
+          <w:rFonts w:ascii="Times New Roman" w:hAnsi="Times New Roman" w:eastAsia="宋体"/>
+          <w:sz w:val="24"/>
+        </w:rPr>
+        <w:t xml:space="preserve">不同观测长度下，按 8 个观测起点统计得到的“最强捕获伪峰”和“最差 </w:t>
+      </w:r>
+      <w:r>
+        <w:rPr>
+          <w:rFonts w:ascii="Consolas" w:hAnsi="Consolas" w:eastAsia="Consolas"/>
+          <w:sz w:val="21"/>
+        </w:rPr>
+        <w:t>PSR</w:t>
+      </w:r>
+      <w:r>
+        <w:rPr>
+          <w:rFonts w:ascii="Times New Roman" w:hAnsi="Times New Roman" w:eastAsia="宋体"/>
+          <w:sz w:val="24"/>
+        </w:rPr>
+        <w:t>”如下表所示：</w:t>
       </w:r>
     </w:p>
     <w:tbl>
@@ -2316,14 +2772,16 @@
         <w:tblLook w:firstColumn="1" w:firstRow="1" w:lastColumn="0" w:lastRow="0" w:noHBand="0" w:noVBand="1" w:val="04A0"/>
       </w:tblPr>
       <w:tblGrid>
-        <w:gridCol w:w="3041"/>
-        <w:gridCol w:w="3041"/>
-        <w:gridCol w:w="3041"/>
+        <w:gridCol w:w="1824"/>
+        <w:gridCol w:w="1824"/>
+        <w:gridCol w:w="1824"/>
+        <w:gridCol w:w="1824"/>
+        <w:gridCol w:w="1824"/>
       </w:tblGrid>
       <w:tr>
         <w:tc>
           <w:tcPr>
-            <w:tcW w:type="dxa" w:w="3041"/>
+            <w:tcW w:type="dxa" w:w="1824"/>
           </w:tcPr>
           <w:p>
             <w:pPr>
@@ -2337,13 +2795,13 @@
                 <w:b/>
                 <w:sz w:val="24"/>
               </w:rPr>
-              <w:t>截断长度 L</w:t>
+              <w:t>观测长度 L</w:t>
             </w:r>
           </w:p>
         </w:tc>
         <w:tc>
           <w:tcPr>
-            <w:tcW w:type="dxa" w:w="3041"/>
+            <w:tcW w:type="dxa" w:w="1824"/>
           </w:tcPr>
           <w:p>
             <w:pPr>
@@ -2357,13 +2815,13 @@
                 <w:b/>
                 <w:sz w:val="24"/>
               </w:rPr>
-              <w:t>数据分量最差 max |R|</w:t>
+              <w:t>数据分量最强伪峰</w:t>
             </w:r>
           </w:p>
         </w:tc>
         <w:tc>
           <w:tcPr>
-            <w:tcW w:type="dxa" w:w="3041"/>
+            <w:tcW w:type="dxa" w:w="1824"/>
           </w:tcPr>
           <w:p>
             <w:pPr>
@@ -2377,7 +2835,47 @@
                 <w:b/>
                 <w:sz w:val="24"/>
               </w:rPr>
-              <w:t>导频分量最差 max |R|</w:t>
+              <w:t>数据分量最差 PSR / dB</w:t>
+            </w:r>
+          </w:p>
+        </w:tc>
+        <w:tc>
+          <w:tcPr>
+            <w:tcW w:type="dxa" w:w="1824"/>
+          </w:tcPr>
+          <w:p>
+            <w:pPr>
+              <w:spacing w:line="360" w:lineRule="auto"/>
+              <w:ind w:firstLine="0"/>
+              <w:jc w:val="center"/>
+            </w:pPr>
+            <w:r>
+              <w:rPr>
+                <w:rFonts w:ascii="Times New Roman" w:hAnsi="Times New Roman" w:eastAsia="宋体"/>
+                <w:b/>
+                <w:sz w:val="24"/>
+              </w:rPr>
+              <w:t>导频分量最强伪峰</w:t>
+            </w:r>
+          </w:p>
+        </w:tc>
+        <w:tc>
+          <w:tcPr>
+            <w:tcW w:type="dxa" w:w="1824"/>
+          </w:tcPr>
+          <w:p>
+            <w:pPr>
+              <w:spacing w:line="360" w:lineRule="auto"/>
+              <w:ind w:firstLine="0"/>
+              <w:jc w:val="center"/>
+            </w:pPr>
+            <w:r>
+              <w:rPr>
+                <w:rFonts w:ascii="Times New Roman" w:hAnsi="Times New Roman" w:eastAsia="宋体"/>
+                <w:b/>
+                <w:sz w:val="24"/>
+              </w:rPr>
+              <w:t>导频分量最差 PSR / dB</w:t>
             </w:r>
           </w:p>
         </w:tc>
@@ -2385,7 +2883,7 @@
       <w:tr>
         <w:tc>
           <w:tcPr>
-            <w:tcW w:type="dxa" w:w="3041"/>
+            <w:tcW w:type="dxa" w:w="1824"/>
           </w:tcPr>
           <w:p>
             <w:pPr>
@@ -2404,7 +2902,7 @@
         </w:tc>
         <w:tc>
           <w:tcPr>
-            <w:tcW w:type="dxa" w:w="3041"/>
+            <w:tcW w:type="dxa" w:w="1824"/>
           </w:tcPr>
           <w:p>
             <w:pPr>
@@ -2417,13 +2915,13 @@
                 <w:rFonts w:ascii="Times New Roman" w:hAnsi="Times New Roman" w:eastAsia="宋体"/>
                 <w:sz w:val="24"/>
               </w:rPr>
-              <w:t>0.2695</w:t>
+              <w:t>0.3203</w:t>
             </w:r>
           </w:p>
         </w:tc>
         <w:tc>
           <w:tcPr>
-            <w:tcW w:type="dxa" w:w="3041"/>
+            <w:tcW w:type="dxa" w:w="1824"/>
           </w:tcPr>
           <w:p>
             <w:pPr>
@@ -2436,7 +2934,45 @@
                 <w:rFonts w:ascii="Times New Roman" w:hAnsi="Times New Roman" w:eastAsia="宋体"/>
                 <w:sz w:val="24"/>
               </w:rPr>
-              <w:t>0.2773</w:t>
+              <w:t>9.8885</w:t>
+            </w:r>
+          </w:p>
+        </w:tc>
+        <w:tc>
+          <w:tcPr>
+            <w:tcW w:type="dxa" w:w="1824"/>
+          </w:tcPr>
+          <w:p>
+            <w:pPr>
+              <w:spacing w:line="360" w:lineRule="auto"/>
+              <w:ind w:firstLine="0"/>
+              <w:jc w:val="center"/>
+            </w:pPr>
+            <w:r>
+              <w:rPr>
+                <w:rFonts w:ascii="Times New Roman" w:hAnsi="Times New Roman" w:eastAsia="宋体"/>
+                <w:sz w:val="24"/>
+              </w:rPr>
+              <w:t>0.3750</w:t>
+            </w:r>
+          </w:p>
+        </w:tc>
+        <w:tc>
+          <w:tcPr>
+            <w:tcW w:type="dxa" w:w="1824"/>
+          </w:tcPr>
+          <w:p>
+            <w:pPr>
+              <w:spacing w:line="360" w:lineRule="auto"/>
+              <w:ind w:firstLine="0"/>
+              <w:jc w:val="center"/>
+            </w:pPr>
+            <w:r>
+              <w:rPr>
+                <w:rFonts w:ascii="Times New Roman" w:hAnsi="Times New Roman" w:eastAsia="宋体"/>
+                <w:sz w:val="24"/>
+              </w:rPr>
+              <w:t>8.5194</w:t>
             </w:r>
           </w:p>
         </w:tc>
@@ -2444,7 +2980,7 @@
       <w:tr>
         <w:tc>
           <w:tcPr>
-            <w:tcW w:type="dxa" w:w="3041"/>
+            <w:tcW w:type="dxa" w:w="1824"/>
           </w:tcPr>
           <w:p>
             <w:pPr>
@@ -2463,7 +2999,7 @@
         </w:tc>
         <w:tc>
           <w:tcPr>
-            <w:tcW w:type="dxa" w:w="3041"/>
+            <w:tcW w:type="dxa" w:w="1824"/>
           </w:tcPr>
           <w:p>
             <w:pPr>
@@ -2476,13 +3012,13 @@
                 <w:rFonts w:ascii="Times New Roman" w:hAnsi="Times New Roman" w:eastAsia="宋体"/>
                 <w:sz w:val="24"/>
               </w:rPr>
-              <w:t>0.2051</w:t>
+              <w:t>0.2227</w:t>
             </w:r>
           </w:p>
         </w:tc>
         <w:tc>
           <w:tcPr>
-            <w:tcW w:type="dxa" w:w="3041"/>
+            <w:tcW w:type="dxa" w:w="1824"/>
           </w:tcPr>
           <w:p>
             <w:pPr>
@@ -2495,7 +3031,45 @@
                 <w:rFonts w:ascii="Times New Roman" w:hAnsi="Times New Roman" w:eastAsia="宋体"/>
                 <w:sz w:val="24"/>
               </w:rPr>
-              <w:t>0.1934</w:t>
+              <w:t>13.0473</w:t>
+            </w:r>
+          </w:p>
+        </w:tc>
+        <w:tc>
+          <w:tcPr>
+            <w:tcW w:type="dxa" w:w="1824"/>
+          </w:tcPr>
+          <w:p>
+            <w:pPr>
+              <w:spacing w:line="360" w:lineRule="auto"/>
+              <w:ind w:firstLine="0"/>
+              <w:jc w:val="center"/>
+            </w:pPr>
+            <w:r>
+              <w:rPr>
+                <w:rFonts w:ascii="Times New Roman" w:hAnsi="Times New Roman" w:eastAsia="宋体"/>
+                <w:sz w:val="24"/>
+              </w:rPr>
+              <w:t>0.2227</w:t>
+            </w:r>
+          </w:p>
+        </w:tc>
+        <w:tc>
+          <w:tcPr>
+            <w:tcW w:type="dxa" w:w="1824"/>
+          </w:tcPr>
+          <w:p>
+            <w:pPr>
+              <w:spacing w:line="360" w:lineRule="auto"/>
+              <w:ind w:firstLine="0"/>
+              <w:jc w:val="center"/>
+            </w:pPr>
+            <w:r>
+              <w:rPr>
+                <w:rFonts w:ascii="Times New Roman" w:hAnsi="Times New Roman" w:eastAsia="宋体"/>
+                <w:sz w:val="24"/>
+              </w:rPr>
+              <w:t>13.0473</w:t>
             </w:r>
           </w:p>
         </w:tc>
@@ -2503,7 +3077,7 @@
       <w:tr>
         <w:tc>
           <w:tcPr>
-            <w:tcW w:type="dxa" w:w="3041"/>
+            <w:tcW w:type="dxa" w:w="1824"/>
           </w:tcPr>
           <w:p>
             <w:pPr>
@@ -2522,7 +3096,7 @@
         </w:tc>
         <w:tc>
           <w:tcPr>
-            <w:tcW w:type="dxa" w:w="3041"/>
+            <w:tcW w:type="dxa" w:w="1824"/>
           </w:tcPr>
           <w:p>
             <w:pPr>
@@ -2535,13 +3109,13 @@
                 <w:rFonts w:ascii="Times New Roman" w:hAnsi="Times New Roman" w:eastAsia="宋体"/>
                 <w:sz w:val="24"/>
               </w:rPr>
-              <w:t>0.1417</w:t>
+              <w:t>0.1632</w:t>
             </w:r>
           </w:p>
         </w:tc>
         <w:tc>
           <w:tcPr>
-            <w:tcW w:type="dxa" w:w="3041"/>
+            <w:tcW w:type="dxa" w:w="1824"/>
           </w:tcPr>
           <w:p>
             <w:pPr>
@@ -2554,7 +3128,45 @@
                 <w:rFonts w:ascii="Times New Roman" w:hAnsi="Times New Roman" w:eastAsia="宋体"/>
                 <w:sz w:val="24"/>
               </w:rPr>
-              <w:t>0.1486</w:t>
+              <w:t>15.7432</w:t>
+            </w:r>
+          </w:p>
+        </w:tc>
+        <w:tc>
+          <w:tcPr>
+            <w:tcW w:type="dxa" w:w="1824"/>
+          </w:tcPr>
+          <w:p>
+            <w:pPr>
+              <w:spacing w:line="360" w:lineRule="auto"/>
+              <w:ind w:firstLine="0"/>
+              <w:jc w:val="center"/>
+            </w:pPr>
+            <w:r>
+              <w:rPr>
+                <w:rFonts w:ascii="Times New Roman" w:hAnsi="Times New Roman" w:eastAsia="宋体"/>
+                <w:sz w:val="24"/>
+              </w:rPr>
+              <w:t>0.1730</w:t>
+            </w:r>
+          </w:p>
+        </w:tc>
+        <w:tc>
+          <w:tcPr>
+            <w:tcW w:type="dxa" w:w="1824"/>
+          </w:tcPr>
+          <w:p>
+            <w:pPr>
+              <w:spacing w:line="360" w:lineRule="auto"/>
+              <w:ind w:firstLine="0"/>
+              <w:jc w:val="center"/>
+            </w:pPr>
+            <w:r>
+              <w:rPr>
+                <w:rFonts w:ascii="Times New Roman" w:hAnsi="Times New Roman" w:eastAsia="宋体"/>
+                <w:sz w:val="24"/>
+              </w:rPr>
+              <w:t>15.2380</w:t>
             </w:r>
           </w:p>
         </w:tc>
@@ -2562,7 +3174,7 @@
       <w:tr>
         <w:tc>
           <w:tcPr>
-            <w:tcW w:type="dxa" w:w="3041"/>
+            <w:tcW w:type="dxa" w:w="1824"/>
           </w:tcPr>
           <w:p>
             <w:pPr>
@@ -2581,7 +3193,7 @@
         </w:tc>
         <w:tc>
           <w:tcPr>
-            <w:tcW w:type="dxa" w:w="3041"/>
+            <w:tcW w:type="dxa" w:w="1824"/>
           </w:tcPr>
           <w:p>
             <w:pPr>
@@ -2594,13 +3206,13 @@
                 <w:rFonts w:ascii="Times New Roman" w:hAnsi="Times New Roman" w:eastAsia="宋体"/>
                 <w:sz w:val="24"/>
               </w:rPr>
-              <w:t>0.1012</w:t>
+              <w:t>0.1153</w:t>
             </w:r>
           </w:p>
         </w:tc>
         <w:tc>
           <w:tcPr>
-            <w:tcW w:type="dxa" w:w="3041"/>
+            <w:tcW w:type="dxa" w:w="1824"/>
           </w:tcPr>
           <w:p>
             <w:pPr>
@@ -2613,7 +3225,45 @@
                 <w:rFonts w:ascii="Times New Roman" w:hAnsi="Times New Roman" w:eastAsia="宋体"/>
                 <w:sz w:val="24"/>
               </w:rPr>
-              <w:t>0.1007</w:t>
+              <w:t>18.7599</w:t>
+            </w:r>
+          </w:p>
+        </w:tc>
+        <w:tc>
+          <w:tcPr>
+            <w:tcW w:type="dxa" w:w="1824"/>
+          </w:tcPr>
+          <w:p>
+            <w:pPr>
+              <w:spacing w:line="360" w:lineRule="auto"/>
+              <w:ind w:firstLine="0"/>
+              <w:jc w:val="center"/>
+            </w:pPr>
+            <w:r>
+              <w:rPr>
+                <w:rFonts w:ascii="Times New Roman" w:hAnsi="Times New Roman" w:eastAsia="宋体"/>
+                <w:sz w:val="24"/>
+              </w:rPr>
+              <w:t>0.1163</w:t>
+            </w:r>
+          </w:p>
+        </w:tc>
+        <w:tc>
+          <w:tcPr>
+            <w:tcW w:type="dxa" w:w="1824"/>
+          </w:tcPr>
+          <w:p>
+            <w:pPr>
+              <w:spacing w:line="360" w:lineRule="auto"/>
+              <w:ind w:firstLine="0"/>
+              <w:jc w:val="center"/>
+            </w:pPr>
+            <w:r>
+              <w:rPr>
+                <w:rFonts w:ascii="Times New Roman" w:hAnsi="Times New Roman" w:eastAsia="宋体"/>
+                <w:sz w:val="24"/>
+              </w:rPr>
+              <w:t>18.6866</w:t>
             </w:r>
           </w:p>
         </w:tc>
@@ -2621,7 +3271,7 @@
       <w:tr>
         <w:tc>
           <w:tcPr>
-            <w:tcW w:type="dxa" w:w="3041"/>
+            <w:tcW w:type="dxa" w:w="1824"/>
           </w:tcPr>
           <w:p>
             <w:pPr>
@@ -2640,7 +3290,7 @@
         </w:tc>
         <w:tc>
           <w:tcPr>
-            <w:tcW w:type="dxa" w:w="3041"/>
+            <w:tcW w:type="dxa" w:w="1824"/>
           </w:tcPr>
           <w:p>
             <w:pPr>
@@ -2653,13 +3303,13 @@
                 <w:rFonts w:ascii="Times New Roman" w:hAnsi="Times New Roman" w:eastAsia="宋体"/>
                 <w:sz w:val="24"/>
               </w:rPr>
-              <w:t>0.0743</w:t>
+              <w:t>0.0753</w:t>
             </w:r>
           </w:p>
         </w:tc>
         <w:tc>
           <w:tcPr>
-            <w:tcW w:type="dxa" w:w="3041"/>
+            <w:tcW w:type="dxa" w:w="1824"/>
           </w:tcPr>
           <w:p>
             <w:pPr>
@@ -2672,7 +3322,45 @@
                 <w:rFonts w:ascii="Times New Roman" w:hAnsi="Times New Roman" w:eastAsia="宋体"/>
                 <w:sz w:val="24"/>
               </w:rPr>
-              <w:t>0.0694</w:t>
+              <w:t>22.4677</w:t>
+            </w:r>
+          </w:p>
+        </w:tc>
+        <w:tc>
+          <w:tcPr>
+            <w:tcW w:type="dxa" w:w="1824"/>
+          </w:tcPr>
+          <w:p>
+            <w:pPr>
+              <w:spacing w:line="360" w:lineRule="auto"/>
+              <w:ind w:firstLine="0"/>
+              <w:jc w:val="center"/>
+            </w:pPr>
+            <w:r>
+              <w:rPr>
+                <w:rFonts w:ascii="Times New Roman" w:hAnsi="Times New Roman" w:eastAsia="宋体"/>
+                <w:sz w:val="24"/>
+              </w:rPr>
+              <w:t>0.0767</w:t>
+            </w:r>
+          </w:p>
+        </w:tc>
+        <w:tc>
+          <w:tcPr>
+            <w:tcW w:type="dxa" w:w="1824"/>
+          </w:tcPr>
+          <w:p>
+            <w:pPr>
+              <w:spacing w:line="360" w:lineRule="auto"/>
+              <w:ind w:firstLine="0"/>
+              <w:jc w:val="center"/>
+            </w:pPr>
+            <w:r>
+              <w:rPr>
+                <w:rFonts w:ascii="Times New Roman" w:hAnsi="Times New Roman" w:eastAsia="宋体"/>
+                <w:sz w:val="24"/>
+              </w:rPr>
+              <w:t>22.3001</w:t>
             </w:r>
           </w:p>
         </w:tc>
@@ -2680,7 +3368,7 @@
       <w:tr>
         <w:tc>
           <w:tcPr>
-            <w:tcW w:type="dxa" w:w="3041"/>
+            <w:tcW w:type="dxa" w:w="1824"/>
           </w:tcPr>
           <w:p>
             <w:pPr>
@@ -2699,7 +3387,7 @@
         </w:tc>
         <w:tc>
           <w:tcPr>
-            <w:tcW w:type="dxa" w:w="3041"/>
+            <w:tcW w:type="dxa" w:w="1824"/>
           </w:tcPr>
           <w:p>
             <w:pPr>
@@ -2712,13 +3400,13 @@
                 <w:rFonts w:ascii="Times New Roman" w:hAnsi="Times New Roman" w:eastAsia="宋体"/>
                 <w:sz w:val="24"/>
               </w:rPr>
-              <w:t>0.0402</w:t>
+              <w:t>0.0503</w:t>
             </w:r>
           </w:p>
         </w:tc>
         <w:tc>
           <w:tcPr>
-            <w:tcW w:type="dxa" w:w="3041"/>
+            <w:tcW w:type="dxa" w:w="1824"/>
           </w:tcPr>
           <w:p>
             <w:pPr>
@@ -2731,7 +3419,45 @@
                 <w:rFonts w:ascii="Times New Roman" w:hAnsi="Times New Roman" w:eastAsia="宋体"/>
                 <w:sz w:val="24"/>
               </w:rPr>
-              <w:t>0.0414</w:t>
+              <w:t>25.9699</w:t>
+            </w:r>
+          </w:p>
+        </w:tc>
+        <w:tc>
+          <w:tcPr>
+            <w:tcW w:type="dxa" w:w="1824"/>
+          </w:tcPr>
+          <w:p>
+            <w:pPr>
+              <w:spacing w:line="360" w:lineRule="auto"/>
+              <w:ind w:firstLine="0"/>
+              <w:jc w:val="center"/>
+            </w:pPr>
+            <w:r>
+              <w:rPr>
+                <w:rFonts w:ascii="Times New Roman" w:hAnsi="Times New Roman" w:eastAsia="宋体"/>
+                <w:sz w:val="24"/>
+              </w:rPr>
+              <w:t>0.0527</w:t>
+            </w:r>
+          </w:p>
+        </w:tc>
+        <w:tc>
+          <w:tcPr>
+            <w:tcW w:type="dxa" w:w="1824"/>
+          </w:tcPr>
+          <w:p>
+            <w:pPr>
+              <w:spacing w:line="360" w:lineRule="auto"/>
+              <w:ind w:firstLine="0"/>
+              <w:jc w:val="center"/>
+            </w:pPr>
+            <w:r>
+              <w:rPr>
+                <w:rFonts w:ascii="Times New Roman" w:hAnsi="Times New Roman" w:eastAsia="宋体"/>
+                <w:sz w:val="24"/>
+              </w:rPr>
+              <w:t>25.5581</w:t>
             </w:r>
           </w:p>
         </w:tc>
@@ -2739,7 +3465,7 @@
       <w:tr>
         <w:tc>
           <w:tcPr>
-            <w:tcW w:type="dxa" w:w="3041"/>
+            <w:tcW w:type="dxa" w:w="1824"/>
           </w:tcPr>
           <w:p>
             <w:pPr>
@@ -2758,7 +3484,7 @@
         </w:tc>
         <w:tc>
           <w:tcPr>
-            <w:tcW w:type="dxa" w:w="3041"/>
+            <w:tcW w:type="dxa" w:w="1824"/>
           </w:tcPr>
           <w:p>
             <w:pPr>
@@ -2771,13 +3497,13 @@
                 <w:rFonts w:ascii="Times New Roman" w:hAnsi="Times New Roman" w:eastAsia="宋体"/>
                 <w:sz w:val="24"/>
               </w:rPr>
-              <w:t>0.0359</w:t>
+              <w:t>0.0424</w:t>
             </w:r>
           </w:p>
         </w:tc>
         <w:tc>
           <w:tcPr>
-            <w:tcW w:type="dxa" w:w="3041"/>
+            <w:tcW w:type="dxa" w:w="1824"/>
           </w:tcPr>
           <w:p>
             <w:pPr>
@@ -2790,7 +3516,45 @@
                 <w:rFonts w:ascii="Times New Roman" w:hAnsi="Times New Roman" w:eastAsia="宋体"/>
                 <w:sz w:val="24"/>
               </w:rPr>
-              <w:t>0.0350</w:t>
+              <w:t>27.4477</w:t>
+            </w:r>
+          </w:p>
+        </w:tc>
+        <w:tc>
+          <w:tcPr>
+            <w:tcW w:type="dxa" w:w="1824"/>
+          </w:tcPr>
+          <w:p>
+            <w:pPr>
+              <w:spacing w:line="360" w:lineRule="auto"/>
+              <w:ind w:firstLine="0"/>
+              <w:jc w:val="center"/>
+            </w:pPr>
+            <w:r>
+              <w:rPr>
+                <w:rFonts w:ascii="Times New Roman" w:hAnsi="Times New Roman" w:eastAsia="宋体"/>
+                <w:sz w:val="24"/>
+              </w:rPr>
+              <w:t>0.0393</w:t>
+            </w:r>
+          </w:p>
+        </w:tc>
+        <w:tc>
+          <w:tcPr>
+            <w:tcW w:type="dxa" w:w="1824"/>
+          </w:tcPr>
+          <w:p>
+            <w:pPr>
+              <w:spacing w:line="360" w:lineRule="auto"/>
+              <w:ind w:firstLine="0"/>
+              <w:jc w:val="center"/>
+            </w:pPr>
+            <w:r>
+              <w:rPr>
+                <w:rFonts w:ascii="Times New Roman" w:hAnsi="Times New Roman" w:eastAsia="宋体"/>
+                <w:sz w:val="24"/>
+              </w:rPr>
+              <w:t>28.1130</w:t>
             </w:r>
           </w:p>
         </w:tc>
@@ -2918,7 +3682,7 @@
         <w:drawing>
           <wp:inline xmlns:a="http://schemas.openxmlformats.org/drawingml/2006/main" xmlns:pic="http://schemas.openxmlformats.org/drawingml/2006/picture">
             <wp:extent cx="5577840" cy="2342693"/>
-            <wp:docPr id="5" name="Picture 5"/>
+            <wp:docPr id="6" name="Picture 6"/>
             <wp:cNvGraphicFramePr>
               <a:graphicFrameLocks noChangeAspect="1"/>
             </wp:cNvGraphicFramePr>
@@ -2930,7 +3694,7 @@
                     <pic:cNvPicPr/>
                   </pic:nvPicPr>
                   <pic:blipFill>
-                    <a:blip r:embed="rId18"/>
+                    <a:blip r:embed="rId19"/>
                     <a:stretch>
                       <a:fillRect/>
                     </a:stretch>
@@ -2960,7 +3724,7 @@
           <w:rFonts w:ascii="Times New Roman" w:hAnsi="Times New Roman" w:eastAsia="宋体"/>
           <w:sz w:val="21"/>
         </w:rPr>
-        <w:t>图 5 数据分量与导频分量功率谱</w:t>
+        <w:t>图 6 数据分量与导频分量功率谱</w:t>
       </w:r>
     </w:p>
     <w:p>
@@ -2990,7 +3754,91 @@
           <w:rFonts w:ascii="Times New Roman" w:hAnsi="Times New Roman" w:eastAsia="宋体"/>
           <w:sz w:val="24"/>
         </w:rPr>
-        <w:t>本文完成了北斗 B1C 数据分量和导频分量共 126 组主码的 Python 仿真，并通过 ICD 表 5-2 和表 5-3 的头尾码片校验确认了实现的正确性。仿真结果表明，B1C 主码具有严格平衡的码片分布、尖锐的自相关主峰以及较低的不同 PRN 间互相关；在有限长度条件下，随着积累长度增加，互相关伪峰会继续下降，不同 PRN 的可分辨性也随之提升。功率谱分析进一步说明，两类主码都不存在明显直流谱峰，频谱分散性较好。就本文的工作范围而言，当前实现已经能够作为后续 B1C 捕获、跟踪、扩频接收以及进一步调制仿真的基础模块。</w:t>
+        <w:t xml:space="preserve">本文完成了北斗 B1C 数据分量和导频分量共 126 组主码的 Python 仿真，并通过 ICD 表 5-2 和表 5-3 的头尾码片校验确认了实现的正确性。仿真结果表明，B1C 主码具有严格平衡的码片分布、尖锐的自相关主峰以及较低的完整周期互相关；在更贴近真实接收机场景的短观测窗捕获搜索实验中，正确峰在无噪声条件下始终保持在 </w:t>
+      </w:r>
+      <w:r>
+        <w:rPr>
+          <w:rFonts w:ascii="Consolas" w:hAnsi="Consolas" w:eastAsia="Consolas"/>
+          <w:sz w:val="21"/>
+        </w:rPr>
+        <w:t>1.0</w:t>
+      </w:r>
+      <w:r>
+        <w:rPr>
+          <w:rFonts w:ascii="Times New Roman" w:hAnsi="Times New Roman" w:eastAsia="宋体"/>
+          <w:sz w:val="24"/>
+        </w:rPr>
+        <w:t xml:space="preserve"> 左右，而自伪峰和错误模板峰会随着观测长度缩短明显升高，导致 </w:t>
+      </w:r>
+      <w:r>
+        <w:rPr>
+          <w:rFonts w:ascii="Consolas" w:hAnsi="Consolas" w:eastAsia="Consolas"/>
+          <w:sz w:val="21"/>
+        </w:rPr>
+        <w:t>PSR</w:t>
+      </w:r>
+      <w:r>
+        <w:rPr>
+          <w:rFonts w:ascii="Times New Roman" w:hAnsi="Times New Roman" w:eastAsia="宋体"/>
+          <w:sz w:val="24"/>
+        </w:rPr>
+        <w:t xml:space="preserve"> 下降。随着观测长度从 </w:t>
+      </w:r>
+      <w:r>
+        <w:rPr>
+          <w:rFonts w:ascii="Consolas" w:hAnsi="Consolas" w:eastAsia="Consolas"/>
+          <w:sz w:val="21"/>
+        </w:rPr>
+        <w:t>256</w:t>
+      </w:r>
+      <w:r>
+        <w:rPr>
+          <w:rFonts w:ascii="Times New Roman" w:hAnsi="Times New Roman" w:eastAsia="宋体"/>
+          <w:sz w:val="24"/>
+        </w:rPr>
+        <w:t xml:space="preserve"> 增加到完整周期 </w:t>
+      </w:r>
+      <w:r>
+        <w:rPr>
+          <w:rFonts w:ascii="Consolas" w:hAnsi="Consolas" w:eastAsia="Consolas"/>
+          <w:sz w:val="21"/>
+        </w:rPr>
+        <w:t>10230</w:t>
+      </w:r>
+      <w:r>
+        <w:rPr>
+          <w:rFonts w:ascii="Times New Roman" w:hAnsi="Times New Roman" w:eastAsia="宋体"/>
+          <w:sz w:val="24"/>
+        </w:rPr>
+        <w:t xml:space="preserve">，数据分量和导频分量的最差 </w:t>
+      </w:r>
+      <w:r>
+        <w:rPr>
+          <w:rFonts w:ascii="Consolas" w:hAnsi="Consolas" w:eastAsia="Consolas"/>
+          <w:sz w:val="21"/>
+        </w:rPr>
+        <w:t>PSR</w:t>
+      </w:r>
+      <w:r>
+        <w:rPr>
+          <w:rFonts w:ascii="Times New Roman" w:hAnsi="Times New Roman" w:eastAsia="宋体"/>
+          <w:sz w:val="24"/>
+        </w:rPr>
+        <w:t xml:space="preserve"> 都提升到约 </w:t>
+      </w:r>
+      <w:r>
+        <w:rPr>
+          <w:rFonts w:ascii="Consolas" w:hAnsi="Consolas" w:eastAsia="Consolas"/>
+          <w:sz w:val="21"/>
+        </w:rPr>
+        <w:t>27~28 dB</w:t>
+      </w:r>
+      <w:r>
+        <w:rPr>
+          <w:rFonts w:ascii="Times New Roman" w:hAnsi="Times New Roman" w:eastAsia="宋体"/>
+          <w:sz w:val="24"/>
+        </w:rPr>
+        <w:t>，表明较长积分窗口能显著改善真假峰分离能力。功率谱分析进一步说明，两类主码都不存在明显直流谱峰，频谱分散性较好。就本文的工作范围而言，当前实现已经能够作为后续 B1C 捕获、跟踪、扩频接收以及进一步调制仿真的基础模块。</w:t>
       </w:r>
     </w:p>
     <w:sectPr>
